--- a/Docs/GamificationofPhysicalExercises.docx
+++ b/Docs/GamificationofPhysicalExercises.docx
@@ -1,6 +1,6 @@
 
 <file path=word/document.xml><?xml version="1.0" encoding="utf-8"?>
-<w:document xmlns:wpc="http://schemas.microsoft.com/office/word/2010/wordprocessingCanvas" xmlns:cx="http://schemas.microsoft.com/office/drawing/2014/chartex" xmlns:cx1="http://schemas.microsoft.com/office/drawing/2015/9/8/chartex" xmlns:cx2="http://schemas.microsoft.com/office/drawing/2015/10/21/chartex" xmlns:cx3="http://schemas.microsoft.com/office/drawing/2016/5/9/chartex" xmlns:cx4="http://schemas.microsoft.com/office/drawing/2016/5/10/chartex" xmlns:cx5="http://schemas.microsoft.com/office/drawing/2016/5/11/chartex" xmlns:cx6="http://schemas.microsoft.com/office/drawing/2016/5/12/chartex" xmlns:cx7="http://schemas.microsoft.com/office/drawing/2016/5/13/chartex" xmlns:cx8="http://schemas.microsoft.com/office/drawing/2016/5/14/chartex" xmlns:mc="http://schemas.openxmlformats.org/markup-compatibility/2006" xmlns:aink="http://schemas.microsoft.com/office/drawing/2016/ink" xmlns:am3d="http://schemas.microsoft.com/office/drawing/2017/model3d" xmlns:o="urn:schemas-microsoft-com:office:office" xmlns:r="http://schemas.openxmlformats.org/officeDocument/2006/relationships" xmlns:m="http://schemas.openxmlformats.org/officeDocument/2006/math" xmlns:v="urn:schemas-microsoft-com:vml" xmlns:wp14="http://schemas.microsoft.com/office/word/2010/wordprocessingDrawing" xmlns:wp="http://schemas.openxmlformats.org/drawingml/2006/wordprocessingDrawing" xmlns:w10="urn:schemas-microsoft-com:office:word" xmlns:w="http://schemas.openxmlformats.org/wordprocessingml/2006/main" xmlns:w14="http://schemas.microsoft.com/office/word/2010/wordml" xmlns:w15="http://schemas.microsoft.com/office/word/2012/wordml" xmlns:w16cex="http://schemas.microsoft.com/office/word/2018/wordml/cex" xmlns:w16cid="http://schemas.microsoft.com/office/word/2016/wordml/cid" xmlns:w16="http://schemas.microsoft.com/office/word/2018/wordml" xmlns:w16sdtdh="http://schemas.microsoft.com/office/word/2020/wordml/sdtdatahash" xmlns:w16se="http://schemas.microsoft.com/office/word/2015/wordml/symex" xmlns:wpg="http://schemas.microsoft.com/office/word/2010/wordprocessingGroup" xmlns:wpi="http://schemas.microsoft.com/office/word/2010/wordprocessingInk" xmlns:wne="http://schemas.microsoft.com/office/word/2006/wordml" xmlns:wps="http://schemas.microsoft.com/office/word/2010/wordprocessingShape" mc:Ignorable="w14 w15 w16se w16cid w16 w16cex w16sdtdh wp14">
+<w:document xmlns:wpc="http://schemas.microsoft.com/office/word/2010/wordprocessingCanvas" xmlns:cx="http://schemas.microsoft.com/office/drawing/2014/chartex" xmlns:cx1="http://schemas.microsoft.com/office/drawing/2015/9/8/chartex" xmlns:mc="http://schemas.openxmlformats.org/markup-compatibility/2006" xmlns:o="urn:schemas-microsoft-com:office:office" xmlns:r="http://schemas.openxmlformats.org/officeDocument/2006/relationships" xmlns:m="http://schemas.openxmlformats.org/officeDocument/2006/math" xmlns:v="urn:schemas-microsoft-com:vml" xmlns:wp14="http://schemas.microsoft.com/office/word/2010/wordprocessingDrawing" xmlns:wp="http://schemas.openxmlformats.org/drawingml/2006/wordprocessingDrawing" xmlns:w10="urn:schemas-microsoft-com:office:word" xmlns:w="http://schemas.openxmlformats.org/wordprocessingml/2006/main" xmlns:w14="http://schemas.microsoft.com/office/word/2010/wordml" xmlns:w15="http://schemas.microsoft.com/office/word/2012/wordml" xmlns:w16se="http://schemas.microsoft.com/office/word/2015/wordml/symex" xmlns:wpg="http://schemas.microsoft.com/office/word/2010/wordprocessingGroup" xmlns:wpi="http://schemas.microsoft.com/office/word/2010/wordprocessingInk" xmlns:wne="http://schemas.microsoft.com/office/word/2006/wordml" xmlns:wps="http://schemas.microsoft.com/office/word/2010/wordprocessingShape" mc:Ignorable="w14 w15 w16se wp14">
   <w:body>
     <w:p>
       <w:pPr>
@@ -37,19 +37,8 @@
           <w:sz w:val="24"/>
           <w:szCs w:val="24"/>
         </w:rPr>
-        <w:t xml:space="preserve">Комп’ютерна </w:t>
-      </w:r>
-      <w:proofErr w:type="spellStart"/>
-      <w:r>
-        <w:rPr>
-          <w:rFonts w:ascii="Times New Roman" w:eastAsia="Times New Roman" w:hAnsi="Times New Roman" w:cs="Times New Roman"/>
-          <w:b/>
-          <w:sz w:val="24"/>
-          <w:szCs w:val="24"/>
-        </w:rPr>
-        <w:t>ігрофікація</w:t>
-      </w:r>
-      <w:proofErr w:type="spellEnd"/>
+        <w:t>Комп’ютерна ігрофікація</w:t>
+      </w:r>
       <w:r>
         <w:rPr>
           <w:rFonts w:ascii="Times New Roman" w:eastAsia="Times New Roman" w:hAnsi="Times New Roman" w:cs="Times New Roman"/>
@@ -188,7 +177,7 @@
     </w:p>
     <w:p>
       <w:pPr>
-        <w:pStyle w:val="a4"/>
+        <w:pStyle w:val="ListParagraph"/>
         <w:numPr>
           <w:ilvl w:val="0"/>
           <w:numId w:val="22"/>
@@ -240,7 +229,7 @@
     </w:p>
     <w:p>
       <w:pPr>
-        <w:pStyle w:val="a4"/>
+        <w:pStyle w:val="ListParagraph"/>
         <w:numPr>
           <w:ilvl w:val="0"/>
           <w:numId w:val="22"/>
@@ -281,7 +270,7 @@
     </w:p>
     <w:p>
       <w:pPr>
-        <w:pStyle w:val="a4"/>
+        <w:pStyle w:val="ListParagraph"/>
         <w:numPr>
           <w:ilvl w:val="0"/>
           <w:numId w:val="22"/>
@@ -351,7 +340,6 @@
         </w:rPr>
         <w:t>-</w:t>
       </w:r>
-      <w:proofErr w:type="spellStart"/>
       <w:r>
         <w:rPr>
           <w:rFonts w:ascii="Times New Roman" w:eastAsia="Times New Roman" w:hAnsi="Times New Roman" w:cs="Times New Roman"/>
@@ -359,9 +347,8 @@
           <w:sz w:val="24"/>
           <w:szCs w:val="24"/>
         </w:rPr>
-        <w:t>доска</w:t>
-      </w:r>
-      <w:proofErr w:type="spellEnd"/>
+        <w:t>доска, пилатес-кольцо)</w:t>
+      </w:r>
       <w:r>
         <w:rPr>
           <w:rFonts w:ascii="Times New Roman" w:eastAsia="Times New Roman" w:hAnsi="Times New Roman" w:cs="Times New Roman"/>
@@ -369,19 +356,18 @@
           <w:sz w:val="24"/>
           <w:szCs w:val="24"/>
         </w:rPr>
-        <w:t xml:space="preserve">, </w:t>
-      </w:r>
-      <w:proofErr w:type="spellStart"/>
+        <w:t>, котор</w:t>
+      </w:r>
       <w:r>
         <w:rPr>
           <w:rFonts w:ascii="Times New Roman" w:eastAsia="Times New Roman" w:hAnsi="Times New Roman" w:cs="Times New Roman"/>
           <w:bCs/>
           <w:sz w:val="24"/>
           <w:szCs w:val="24"/>
-        </w:rPr>
-        <w:t>пилатес-кольцо</w:t>
-      </w:r>
-      <w:proofErr w:type="spellEnd"/>
+          <w:lang w:val="ru-RU"/>
+        </w:rPr>
+        <w:t>ы</w:t>
+      </w:r>
       <w:r>
         <w:rPr>
           <w:rFonts w:ascii="Times New Roman" w:eastAsia="Times New Roman" w:hAnsi="Times New Roman" w:cs="Times New Roman"/>
@@ -389,7 +375,7 @@
           <w:sz w:val="24"/>
           <w:szCs w:val="24"/>
         </w:rPr>
-        <w:t>)</w:t>
+        <w:t xml:space="preserve">й </w:t>
       </w:r>
       <w:r>
         <w:rPr>
@@ -397,10 +383,10 @@
           <w:bCs/>
           <w:sz w:val="24"/>
           <w:szCs w:val="24"/>
-        </w:rPr>
-        <w:t xml:space="preserve">, </w:t>
-      </w:r>
-      <w:proofErr w:type="spellStart"/>
+          <w:lang w:val="ru-RU"/>
+        </w:rPr>
+        <w:t>с</w:t>
+      </w:r>
       <w:r>
         <w:rPr>
           <w:rFonts w:ascii="Times New Roman" w:eastAsia="Times New Roman" w:hAnsi="Times New Roman" w:cs="Times New Roman"/>
@@ -408,57 +394,7 @@
           <w:sz w:val="24"/>
           <w:szCs w:val="24"/>
         </w:rPr>
-        <w:t>котор</w:t>
-      </w:r>
-      <w:proofErr w:type="spellEnd"/>
-      <w:r>
-        <w:rPr>
-          <w:rFonts w:ascii="Times New Roman" w:eastAsia="Times New Roman" w:hAnsi="Times New Roman" w:cs="Times New Roman"/>
-          <w:bCs/>
-          <w:sz w:val="24"/>
-          <w:szCs w:val="24"/>
-          <w:lang w:val="ru-RU"/>
-        </w:rPr>
-        <w:t>ы</w:t>
-      </w:r>
-      <w:r>
-        <w:rPr>
-          <w:rFonts w:ascii="Times New Roman" w:eastAsia="Times New Roman" w:hAnsi="Times New Roman" w:cs="Times New Roman"/>
-          <w:bCs/>
-          <w:sz w:val="24"/>
-          <w:szCs w:val="24"/>
-        </w:rPr>
-        <w:t xml:space="preserve">й </w:t>
-      </w:r>
-      <w:r>
-        <w:rPr>
-          <w:rFonts w:ascii="Times New Roman" w:eastAsia="Times New Roman" w:hAnsi="Times New Roman" w:cs="Times New Roman"/>
-          <w:bCs/>
-          <w:sz w:val="24"/>
-          <w:szCs w:val="24"/>
-          <w:lang w:val="ru-RU"/>
-        </w:rPr>
-        <w:t>с</w:t>
-      </w:r>
-      <w:proofErr w:type="spellStart"/>
-      <w:r>
-        <w:rPr>
-          <w:rFonts w:ascii="Times New Roman" w:eastAsia="Times New Roman" w:hAnsi="Times New Roman" w:cs="Times New Roman"/>
-          <w:bCs/>
-          <w:sz w:val="24"/>
-          <w:szCs w:val="24"/>
-        </w:rPr>
-        <w:t>может</w:t>
-      </w:r>
-      <w:proofErr w:type="spellEnd"/>
-      <w:r>
-        <w:rPr>
-          <w:rFonts w:ascii="Times New Roman" w:eastAsia="Times New Roman" w:hAnsi="Times New Roman" w:cs="Times New Roman"/>
-          <w:bCs/>
-          <w:sz w:val="24"/>
-          <w:szCs w:val="24"/>
-        </w:rPr>
-        <w:t xml:space="preserve"> </w:t>
+        <w:t xml:space="preserve">может </w:t>
       </w:r>
       <w:r>
         <w:rPr>
@@ -495,7 +431,7 @@
     </w:p>
     <w:p>
       <w:pPr>
-        <w:pStyle w:val="a4"/>
+        <w:pStyle w:val="ListParagraph"/>
         <w:numPr>
           <w:ilvl w:val="0"/>
           <w:numId w:val="22"/>
@@ -526,7 +462,7 @@
     </w:p>
     <w:p>
       <w:pPr>
-        <w:pStyle w:val="a4"/>
+        <w:pStyle w:val="ListParagraph"/>
         <w:numPr>
           <w:ilvl w:val="1"/>
           <w:numId w:val="22"/>
@@ -557,7 +493,7 @@
     </w:p>
     <w:p>
       <w:pPr>
-        <w:pStyle w:val="a4"/>
+        <w:pStyle w:val="ListParagraph"/>
         <w:numPr>
           <w:ilvl w:val="1"/>
           <w:numId w:val="22"/>
@@ -588,7 +524,7 @@
     </w:p>
     <w:p>
       <w:pPr>
-        <w:pStyle w:val="a4"/>
+        <w:pStyle w:val="ListParagraph"/>
         <w:numPr>
           <w:ilvl w:val="0"/>
           <w:numId w:val="22"/>
@@ -803,7 +739,7 @@
     </w:p>
     <w:p>
       <w:pPr>
-        <w:pStyle w:val="a4"/>
+        <w:pStyle w:val="ListParagraph"/>
         <w:numPr>
           <w:ilvl w:val="0"/>
           <w:numId w:val="20"/>
@@ -828,7 +764,6 @@
         </w:rPr>
         <w:t>«</w:t>
       </w:r>
-      <w:proofErr w:type="spellStart"/>
       <w:r>
         <w:rPr>
           <w:rFonts w:ascii="Times New Roman" w:eastAsia="Times New Roman" w:hAnsi="Times New Roman" w:cs="Times New Roman"/>
@@ -837,7 +772,6 @@
         </w:rPr>
         <w:t>платформер</w:t>
       </w:r>
-      <w:proofErr w:type="spellEnd"/>
       <w:r>
         <w:rPr>
           <w:rFonts w:ascii="Times New Roman" w:eastAsia="Times New Roman" w:hAnsi="Times New Roman" w:cs="Times New Roman"/>
@@ -852,25 +786,7 @@
           <w:sz w:val="24"/>
           <w:szCs w:val="24"/>
         </w:rPr>
-        <w:t xml:space="preserve"> (</w:t>
-      </w:r>
-      <w:proofErr w:type="spellStart"/>
-      <w:r>
-        <w:rPr>
-          <w:rFonts w:ascii="Times New Roman" w:eastAsia="Times New Roman" w:hAnsi="Times New Roman" w:cs="Times New Roman"/>
-          <w:sz w:val="24"/>
-          <w:szCs w:val="24"/>
-        </w:rPr>
-        <w:t>Platformer</w:t>
-      </w:r>
-      <w:proofErr w:type="spellEnd"/>
-      <w:r>
-        <w:rPr>
-          <w:rFonts w:ascii="Times New Roman" w:eastAsia="Times New Roman" w:hAnsi="Times New Roman" w:cs="Times New Roman"/>
-          <w:sz w:val="24"/>
-          <w:szCs w:val="24"/>
-        </w:rPr>
-        <w:t xml:space="preserve">) – </w:t>
+        <w:t xml:space="preserve"> (Platformer) – </w:t>
       </w:r>
       <w:r>
         <w:rPr>
@@ -971,7 +887,7 @@
     </w:p>
     <w:p>
       <w:pPr>
-        <w:pStyle w:val="a4"/>
+        <w:pStyle w:val="ListParagraph"/>
         <w:numPr>
           <w:ilvl w:val="0"/>
           <w:numId w:val="20"/>
@@ -994,51 +910,15 @@
           <w:sz w:val="24"/>
           <w:szCs w:val="24"/>
         </w:rPr>
-        <w:t>«</w:t>
-      </w:r>
-      <w:proofErr w:type="spellStart"/>
-      <w:r>
-        <w:rPr>
-          <w:rFonts w:ascii="Times New Roman" w:eastAsia="Times New Roman" w:hAnsi="Times New Roman" w:cs="Times New Roman"/>
-          <w:sz w:val="24"/>
-          <w:szCs w:val="24"/>
-        </w:rPr>
-        <w:t>файтинг</w:t>
-      </w:r>
-      <w:proofErr w:type="spellEnd"/>
-      <w:r>
-        <w:rPr>
-          <w:rFonts w:ascii="Times New Roman" w:eastAsia="Times New Roman" w:hAnsi="Times New Roman" w:cs="Times New Roman"/>
-          <w:sz w:val="24"/>
-          <w:szCs w:val="24"/>
-        </w:rPr>
-        <w:t>» (</w:t>
-      </w:r>
-      <w:proofErr w:type="spellStart"/>
-      <w:r>
-        <w:rPr>
-          <w:rFonts w:ascii="Times New Roman" w:eastAsia="Times New Roman" w:hAnsi="Times New Roman" w:cs="Times New Roman"/>
-          <w:sz w:val="24"/>
-          <w:szCs w:val="24"/>
-        </w:rPr>
-        <w:t>Figh</w:t>
-      </w:r>
-      <w:r>
-        <w:rPr>
-          <w:rFonts w:ascii="Times New Roman" w:eastAsia="Times New Roman" w:hAnsi="Times New Roman" w:cs="Times New Roman"/>
-          <w:sz w:val="24"/>
-          <w:szCs w:val="24"/>
-        </w:rPr>
-        <w:t>ting</w:t>
-      </w:r>
-      <w:proofErr w:type="spellEnd"/>
-      <w:r>
-        <w:rPr>
-          <w:rFonts w:ascii="Times New Roman" w:eastAsia="Times New Roman" w:hAnsi="Times New Roman" w:cs="Times New Roman"/>
-          <w:sz w:val="24"/>
-          <w:szCs w:val="24"/>
-        </w:rPr>
-        <w:t>, бій, поєдинок, боротьба) –</w:t>
+        <w:t>«файтинг» (Figh</w:t>
+      </w:r>
+      <w:r>
+        <w:rPr>
+          <w:rFonts w:ascii="Times New Roman" w:eastAsia="Times New Roman" w:hAnsi="Times New Roman" w:cs="Times New Roman"/>
+          <w:sz w:val="24"/>
+          <w:szCs w:val="24"/>
+        </w:rPr>
+        <w:t>ting, бій, поєдинок, боротьба) –</w:t>
       </w:r>
       <w:r>
         <w:rPr>
@@ -1060,7 +940,7 @@
     </w:p>
     <w:p>
       <w:pPr>
-        <w:pStyle w:val="a4"/>
+        <w:pStyle w:val="ListParagraph"/>
         <w:numPr>
           <w:ilvl w:val="0"/>
           <w:numId w:val="20"/>
@@ -1105,7 +985,7 @@
     </w:p>
     <w:p>
       <w:pPr>
-        <w:pStyle w:val="a4"/>
+        <w:pStyle w:val="ListParagraph"/>
         <w:numPr>
           <w:ilvl w:val="0"/>
           <w:numId w:val="20"/>
@@ -1244,7 +1124,7 @@
     </w:p>
     <w:p>
       <w:pPr>
-        <w:pStyle w:val="a4"/>
+        <w:pStyle w:val="ListParagraph"/>
         <w:numPr>
           <w:ilvl w:val="0"/>
           <w:numId w:val="20"/>
@@ -1378,7 +1258,7 @@
     </w:p>
     <w:p>
       <w:pPr>
-        <w:pStyle w:val="a4"/>
+        <w:pStyle w:val="ListParagraph"/>
         <w:tabs>
           <w:tab w:val="left" w:pos="1170"/>
         </w:tabs>
@@ -1414,30 +1294,12 @@
           <w:sz w:val="24"/>
           <w:szCs w:val="24"/>
         </w:rPr>
-        <w:t>жанру «</w:t>
-      </w:r>
-      <w:proofErr w:type="spellStart"/>
-      <w:r>
-        <w:rPr>
-          <w:rFonts w:ascii="Times New Roman" w:eastAsia="Times New Roman" w:hAnsi="Times New Roman" w:cs="Times New Roman"/>
-          <w:sz w:val="24"/>
-          <w:szCs w:val="24"/>
-        </w:rPr>
-        <w:t>Платформер</w:t>
-      </w:r>
-      <w:proofErr w:type="spellEnd"/>
-      <w:r>
-        <w:rPr>
-          <w:rFonts w:ascii="Times New Roman" w:eastAsia="Times New Roman" w:hAnsi="Times New Roman" w:cs="Times New Roman"/>
-          <w:sz w:val="24"/>
-          <w:szCs w:val="24"/>
-        </w:rPr>
-        <w:t>»</w:t>
+        <w:t>жанру «Платформер»</w:t>
       </w:r>
     </w:p>
     <w:p>
       <w:pPr>
-        <w:pStyle w:val="a4"/>
+        <w:pStyle w:val="ListParagraph"/>
         <w:tabs>
           <w:tab w:val="left" w:pos="1170"/>
         </w:tabs>
@@ -1471,7 +1333,7 @@
     </w:p>
     <w:tbl>
       <w:tblPr>
-        <w:tblStyle w:val="a5"/>
+        <w:tblStyle w:val="TableGrid"/>
         <w:tblW w:w="0" w:type="auto"/>
         <w:tblLook w:val="04A0" w:firstRow="1" w:lastRow="0" w:firstColumn="1" w:lastColumn="0" w:noHBand="0" w:noVBand="1"/>
       </w:tblPr>
@@ -1519,10 +1381,10 @@
                   <v:path o:extrusionok="f" gradientshapeok="t" o:connecttype="rect"/>
                   <o:lock v:ext="edit" aspectratio="t"/>
                 </v:shapetype>
-                <v:shape id="_x0000_i1025" type="#_x0000_t75" style="width:163.5pt;height:101.25pt" o:ole="">
+                <v:shape id="_x0000_i1025" type="#_x0000_t75" style="width:163.25pt;height:101.3pt" o:ole="">
                   <v:imagedata r:id="rId7" o:title=""/>
                 </v:shape>
-                <o:OLEObject Type="Embed" ProgID="PBrush" ShapeID="_x0000_i1025" DrawAspect="Content" ObjectID="_1835883590" r:id="rId8"/>
+                <o:OLEObject Type="Embed" ProgID="PBrush" ShapeID="_x0000_i1025" DrawAspect="Content" ObjectID="_1835891848" r:id="rId8"/>
               </w:object>
             </w:r>
           </w:p>
@@ -1546,10 +1408,10 @@
             </w:pPr>
             <w:r>
               <w:object w:dxaOrig="5385" w:dyaOrig="3375" w14:anchorId="2AFF3343">
-                <v:shape id="_x0000_i1026" type="#_x0000_t75" style="width:151.5pt;height:94.5pt" o:ole="">
+                <v:shape id="_x0000_i1026" type="#_x0000_t75" style="width:151.55pt;height:94.6pt" o:ole="">
                   <v:imagedata r:id="rId9" o:title=""/>
                 </v:shape>
-                <o:OLEObject Type="Embed" ProgID="PBrush" ShapeID="_x0000_i1026" DrawAspect="Content" ObjectID="_1835883591" r:id="rId10"/>
+                <o:OLEObject Type="Embed" ProgID="PBrush" ShapeID="_x0000_i1026" DrawAspect="Content" ObjectID="_1835891849" r:id="rId10"/>
               </w:object>
             </w:r>
           </w:p>
@@ -1573,7 +1435,6 @@
                 <w:szCs w:val="24"/>
               </w:rPr>
             </w:pPr>
-            <w:proofErr w:type="spellStart"/>
             <w:r>
               <w:rPr>
                 <w:rFonts w:ascii="Times New Roman" w:eastAsia="Times New Roman" w:hAnsi="Times New Roman" w:cs="Times New Roman"/>
@@ -1581,37 +1442,7 @@
                 <w:sz w:val="24"/>
                 <w:szCs w:val="24"/>
               </w:rPr>
-              <w:t>Dino</w:t>
-            </w:r>
-            <w:proofErr w:type="spellEnd"/>
-            <w:r>
-              <w:rPr>
-                <w:rFonts w:ascii="Times New Roman" w:eastAsia="Times New Roman" w:hAnsi="Times New Roman" w:cs="Times New Roman"/>
-                <w:bCs/>
-                <w:sz w:val="24"/>
-                <w:szCs w:val="24"/>
-              </w:rPr>
-              <w:t xml:space="preserve"> </w:t>
-            </w:r>
-            <w:proofErr w:type="spellStart"/>
-            <w:r>
-              <w:rPr>
-                <w:rFonts w:ascii="Times New Roman" w:eastAsia="Times New Roman" w:hAnsi="Times New Roman" w:cs="Times New Roman"/>
-                <w:bCs/>
-                <w:sz w:val="24"/>
-                <w:szCs w:val="24"/>
-              </w:rPr>
-              <w:t>jump</w:t>
-            </w:r>
-            <w:proofErr w:type="spellEnd"/>
-            <w:r>
-              <w:rPr>
-                <w:rFonts w:ascii="Times New Roman" w:eastAsia="Times New Roman" w:hAnsi="Times New Roman" w:cs="Times New Roman"/>
-                <w:bCs/>
-                <w:sz w:val="24"/>
-                <w:szCs w:val="24"/>
-              </w:rPr>
-              <w:t xml:space="preserve">: </w:t>
+              <w:t xml:space="preserve">Dino jump: </w:t>
             </w:r>
             <w:r>
               <w:rPr>
@@ -1676,7 +1507,7 @@
             <w:hyperlink r:id="rId11" w:history="1">
               <w:r>
                 <w:rPr>
-                  <w:rStyle w:val="a6"/>
+                  <w:rStyle w:val="Hyperlink"/>
                   <w:rFonts w:ascii="Times New Roman" w:eastAsia="Times New Roman" w:hAnsi="Times New Roman" w:cs="Times New Roman"/>
                   <w:bCs/>
                   <w:sz w:val="24"/>
@@ -1770,7 +1601,7 @@
               </w:tabs>
               <w:jc w:val="center"/>
               <w:rPr>
-                <w:rStyle w:val="a6"/>
+                <w:rStyle w:val="Hyperlink"/>
                 <w:rFonts w:ascii="Times New Roman" w:eastAsia="Times New Roman" w:hAnsi="Times New Roman" w:cs="Times New Roman"/>
                 <w:sz w:val="24"/>
                 <w:szCs w:val="24"/>
@@ -1779,7 +1610,7 @@
             <w:hyperlink r:id="rId12" w:history="1">
               <w:r>
                 <w:rPr>
-                  <w:rStyle w:val="a6"/>
+                  <w:rStyle w:val="Hyperlink"/>
                   <w:rFonts w:ascii="Times New Roman" w:eastAsia="Times New Roman" w:hAnsi="Times New Roman" w:cs="Times New Roman"/>
                   <w:sz w:val="24"/>
                   <w:szCs w:val="24"/>
@@ -1789,7 +1620,7 @@
               </w:r>
               <w:r>
                 <w:rPr>
-                  <w:rStyle w:val="a6"/>
+                  <w:rStyle w:val="Hyperlink"/>
                   <w:rFonts w:ascii="Times New Roman" w:eastAsia="Times New Roman" w:hAnsi="Times New Roman" w:cs="Times New Roman"/>
                   <w:sz w:val="24"/>
                   <w:szCs w:val="24"/>
@@ -1798,7 +1629,7 @@
               </w:r>
               <w:r>
                 <w:rPr>
-                  <w:rStyle w:val="a6"/>
+                  <w:rStyle w:val="Hyperlink"/>
                   <w:rFonts w:ascii="Times New Roman" w:eastAsia="Times New Roman" w:hAnsi="Times New Roman" w:cs="Times New Roman"/>
                   <w:sz w:val="24"/>
                   <w:szCs w:val="24"/>
@@ -1808,7 +1639,7 @@
               </w:r>
               <w:r>
                 <w:rPr>
-                  <w:rStyle w:val="a6"/>
+                  <w:rStyle w:val="Hyperlink"/>
                   <w:rFonts w:ascii="Times New Roman" w:eastAsia="Times New Roman" w:hAnsi="Times New Roman" w:cs="Times New Roman"/>
                   <w:sz w:val="24"/>
                   <w:szCs w:val="24"/>
@@ -1818,7 +1649,7 @@
               <w:proofErr w:type="spellStart"/>
               <w:r>
                 <w:rPr>
-                  <w:rStyle w:val="a6"/>
+                  <w:rStyle w:val="Hyperlink"/>
                   <w:rFonts w:ascii="Times New Roman" w:eastAsia="Times New Roman" w:hAnsi="Times New Roman" w:cs="Times New Roman"/>
                   <w:sz w:val="24"/>
                   <w:szCs w:val="24"/>
@@ -1829,7 +1660,7 @@
               <w:proofErr w:type="spellEnd"/>
               <w:r>
                 <w:rPr>
-                  <w:rStyle w:val="a6"/>
+                  <w:rStyle w:val="Hyperlink"/>
                   <w:rFonts w:ascii="Times New Roman" w:eastAsia="Times New Roman" w:hAnsi="Times New Roman" w:cs="Times New Roman"/>
                   <w:sz w:val="24"/>
                   <w:szCs w:val="24"/>
@@ -1839,7 +1670,7 @@
               <w:proofErr w:type="spellStart"/>
               <w:r>
                 <w:rPr>
-                  <w:rStyle w:val="a6"/>
+                  <w:rStyle w:val="Hyperlink"/>
                   <w:rFonts w:ascii="Times New Roman" w:eastAsia="Times New Roman" w:hAnsi="Times New Roman" w:cs="Times New Roman"/>
                   <w:sz w:val="24"/>
                   <w:szCs w:val="24"/>
@@ -1850,7 +1681,7 @@
               <w:proofErr w:type="spellEnd"/>
               <w:r>
                 <w:rPr>
-                  <w:rStyle w:val="a6"/>
+                  <w:rStyle w:val="Hyperlink"/>
                   <w:rFonts w:ascii="Times New Roman" w:eastAsia="Times New Roman" w:hAnsi="Times New Roman" w:cs="Times New Roman"/>
                   <w:sz w:val="24"/>
                   <w:szCs w:val="24"/>
@@ -1859,7 +1690,7 @@
               </w:r>
               <w:r>
                 <w:rPr>
-                  <w:rStyle w:val="a6"/>
+                  <w:rStyle w:val="Hyperlink"/>
                   <w:rFonts w:ascii="Times New Roman" w:eastAsia="Times New Roman" w:hAnsi="Times New Roman" w:cs="Times New Roman"/>
                   <w:sz w:val="24"/>
                   <w:szCs w:val="24"/>
@@ -1869,7 +1700,7 @@
               </w:r>
               <w:r>
                 <w:rPr>
-                  <w:rStyle w:val="a6"/>
+                  <w:rStyle w:val="Hyperlink"/>
                   <w:rFonts w:ascii="Times New Roman" w:eastAsia="Times New Roman" w:hAnsi="Times New Roman" w:cs="Times New Roman"/>
                   <w:sz w:val="24"/>
                   <w:szCs w:val="24"/>
@@ -1908,7 +1739,7 @@
             <w:hyperlink r:id="rId13" w:history="1">
               <w:r>
                 <w:rPr>
-                  <w:rStyle w:val="a6"/>
+                  <w:rStyle w:val="Hyperlink"/>
                   <w:sz w:val="18"/>
                   <w:szCs w:val="18"/>
                   <w:lang w:val="en-US"/>
@@ -1917,7 +1748,7 @@
               </w:r>
               <w:r>
                 <w:rPr>
-                  <w:rStyle w:val="a6"/>
+                  <w:rStyle w:val="Hyperlink"/>
                   <w:sz w:val="18"/>
                   <w:szCs w:val="18"/>
                   <w:lang w:val="ru-RU"/>
@@ -1926,7 +1757,7 @@
               </w:r>
               <w:r>
                 <w:rPr>
-                  <w:rStyle w:val="a6"/>
+                  <w:rStyle w:val="Hyperlink"/>
                   <w:sz w:val="18"/>
                   <w:szCs w:val="18"/>
                   <w:lang w:val="en-US"/>
@@ -1935,7 +1766,7 @@
               </w:r>
               <w:r>
                 <w:rPr>
-                  <w:rStyle w:val="a6"/>
+                  <w:rStyle w:val="Hyperlink"/>
                   <w:sz w:val="18"/>
                   <w:szCs w:val="18"/>
                   <w:lang w:val="ru-RU"/>
@@ -1945,7 +1776,7 @@
               <w:proofErr w:type="spellStart"/>
               <w:r>
                 <w:rPr>
-                  <w:rStyle w:val="a6"/>
+                  <w:rStyle w:val="Hyperlink"/>
                   <w:sz w:val="18"/>
                   <w:szCs w:val="18"/>
                   <w:lang w:val="en-US"/>
@@ -1955,7 +1786,7 @@
               <w:proofErr w:type="spellEnd"/>
               <w:r>
                 <w:rPr>
-                  <w:rStyle w:val="a6"/>
+                  <w:rStyle w:val="Hyperlink"/>
                   <w:sz w:val="18"/>
                   <w:szCs w:val="18"/>
                   <w:lang w:val="ru-RU"/>
@@ -1965,7 +1796,7 @@
               <w:proofErr w:type="spellStart"/>
               <w:r>
                 <w:rPr>
-                  <w:rStyle w:val="a6"/>
+                  <w:rStyle w:val="Hyperlink"/>
                   <w:sz w:val="18"/>
                   <w:szCs w:val="18"/>
                   <w:lang w:val="en-US"/>
@@ -1975,7 +1806,7 @@
               <w:proofErr w:type="spellEnd"/>
               <w:r>
                 <w:rPr>
-                  <w:rStyle w:val="a6"/>
+                  <w:rStyle w:val="Hyperlink"/>
                   <w:sz w:val="18"/>
                   <w:szCs w:val="18"/>
                   <w:lang w:val="ru-RU"/>
@@ -1984,7 +1815,7 @@
               </w:r>
               <w:r>
                 <w:rPr>
-                  <w:rStyle w:val="a6"/>
+                  <w:rStyle w:val="Hyperlink"/>
                   <w:sz w:val="18"/>
                   <w:szCs w:val="18"/>
                   <w:lang w:val="en-US"/>
@@ -1993,7 +1824,7 @@
               </w:r>
               <w:r>
                 <w:rPr>
-                  <w:rStyle w:val="a6"/>
+                  <w:rStyle w:val="Hyperlink"/>
                   <w:sz w:val="18"/>
                   <w:szCs w:val="18"/>
                   <w:lang w:val="ru-RU"/>
@@ -2019,10 +1850,10 @@
             </w:pPr>
             <w:r>
               <w:object w:dxaOrig="7050" w:dyaOrig="4800" w14:anchorId="1B5E5D52">
-                <v:shape id="_x0000_i1027" type="#_x0000_t75" style="width:153pt;height:105pt" o:ole="">
+                <v:shape id="_x0000_i1027" type="#_x0000_t75" style="width:153.2pt;height:105.5pt" o:ole="">
                   <v:imagedata r:id="rId14" o:title=""/>
                 </v:shape>
-                <o:OLEObject Type="Embed" ProgID="PBrush" ShapeID="_x0000_i1027" DrawAspect="Content" ObjectID="_1835883592" r:id="rId15"/>
+                <o:OLEObject Type="Embed" ProgID="PBrush" ShapeID="_x0000_i1027" DrawAspect="Content" ObjectID="_1835891850" r:id="rId15"/>
               </w:object>
             </w:r>
           </w:p>
@@ -2047,10 +1878,10 @@
             </w:pPr>
             <w:r>
               <w:object w:dxaOrig="7050" w:dyaOrig="5220" w14:anchorId="6593FA7A">
-                <v:shape id="_x0000_i1043" type="#_x0000_t75" style="width:147pt;height:109.5pt" o:ole="">
+                <v:shape id="_x0000_i1028" type="#_x0000_t75" style="width:147.35pt;height:109.65pt" o:ole="">
                   <v:imagedata r:id="rId16" o:title=""/>
                 </v:shape>
-                <o:OLEObject Type="Embed" ProgID="PBrush" ShapeID="_x0000_i1043" DrawAspect="Content" ObjectID="_1835883593" r:id="rId17"/>
+                <o:OLEObject Type="Embed" ProgID="PBrush" ShapeID="_x0000_i1028" DrawAspect="Content" ObjectID="_1835891851" r:id="rId17"/>
               </w:object>
             </w:r>
           </w:p>
@@ -2073,34 +1904,14 @@
                 <w:szCs w:val="24"/>
               </w:rPr>
             </w:pPr>
-            <w:proofErr w:type="spellStart"/>
-            <w:r>
-              <w:rPr>
-                <w:rFonts w:ascii="Times New Roman" w:eastAsia="Times New Roman" w:hAnsi="Times New Roman" w:cs="Times New Roman"/>
-                <w:sz w:val="24"/>
-                <w:szCs w:val="24"/>
-              </w:rPr>
-              <w:t>Paper</w:t>
-            </w:r>
-            <w:proofErr w:type="spellEnd"/>
-            <w:r>
-              <w:rPr>
-                <w:rFonts w:ascii="Times New Roman" w:eastAsia="Times New Roman" w:hAnsi="Times New Roman" w:cs="Times New Roman"/>
-                <w:sz w:val="24"/>
-                <w:szCs w:val="24"/>
-              </w:rPr>
-              <w:t xml:space="preserve"> </w:t>
-            </w:r>
-            <w:proofErr w:type="spellStart"/>
-            <w:r>
-              <w:rPr>
-                <w:rFonts w:ascii="Times New Roman" w:eastAsia="Times New Roman" w:hAnsi="Times New Roman" w:cs="Times New Roman"/>
-                <w:sz w:val="24"/>
-                <w:szCs w:val="24"/>
-              </w:rPr>
-              <w:t>plane</w:t>
-            </w:r>
-            <w:proofErr w:type="spellEnd"/>
+            <w:r>
+              <w:rPr>
+                <w:rFonts w:ascii="Times New Roman" w:eastAsia="Times New Roman" w:hAnsi="Times New Roman" w:cs="Times New Roman"/>
+                <w:sz w:val="24"/>
+                <w:szCs w:val="24"/>
+              </w:rPr>
+              <w:t>Paper plane</w:t>
+            </w:r>
             <w:r>
               <w:rPr>
                 <w:rFonts w:ascii="Times New Roman" w:eastAsia="Times New Roman" w:hAnsi="Times New Roman" w:cs="Times New Roman"/>
@@ -2137,7 +1948,7 @@
             <w:hyperlink r:id="rId18" w:history="1">
               <w:r>
                 <w:rPr>
-                  <w:rStyle w:val="a6"/>
+                  <w:rStyle w:val="Hyperlink"/>
                   <w:rFonts w:ascii="Times New Roman" w:eastAsia="Times New Roman" w:hAnsi="Times New Roman" w:cs="Times New Roman"/>
                   <w:sz w:val="24"/>
                   <w:szCs w:val="24"/>
@@ -2254,7 +2065,7 @@
             <w:hyperlink r:id="rId19" w:history="1">
               <w:r>
                 <w:rPr>
-                  <w:rStyle w:val="a6"/>
+                  <w:rStyle w:val="Hyperlink"/>
                   <w:rFonts w:ascii="Times New Roman" w:eastAsia="Times New Roman" w:hAnsi="Times New Roman" w:cs="Times New Roman"/>
                   <w:sz w:val="24"/>
                   <w:szCs w:val="24"/>
@@ -2264,7 +2075,7 @@
               </w:r>
               <w:r>
                 <w:rPr>
-                  <w:rStyle w:val="a6"/>
+                  <w:rStyle w:val="Hyperlink"/>
                   <w:rFonts w:ascii="Times New Roman" w:eastAsia="Times New Roman" w:hAnsi="Times New Roman" w:cs="Times New Roman"/>
                   <w:sz w:val="24"/>
                   <w:szCs w:val="24"/>
@@ -2274,7 +2085,7 @@
               </w:r>
               <w:r>
                 <w:rPr>
-                  <w:rStyle w:val="a6"/>
+                  <w:rStyle w:val="Hyperlink"/>
                   <w:rFonts w:ascii="Times New Roman" w:eastAsia="Times New Roman" w:hAnsi="Times New Roman" w:cs="Times New Roman"/>
                   <w:sz w:val="24"/>
                   <w:szCs w:val="24"/>
@@ -2284,7 +2095,7 @@
               </w:r>
               <w:r>
                 <w:rPr>
-                  <w:rStyle w:val="a6"/>
+                  <w:rStyle w:val="Hyperlink"/>
                   <w:rFonts w:ascii="Times New Roman" w:eastAsia="Times New Roman" w:hAnsi="Times New Roman" w:cs="Times New Roman"/>
                   <w:sz w:val="24"/>
                   <w:szCs w:val="24"/>
@@ -2294,7 +2105,7 @@
               </w:r>
               <w:r>
                 <w:rPr>
-                  <w:rStyle w:val="a6"/>
+                  <w:rStyle w:val="Hyperlink"/>
                   <w:rFonts w:ascii="Times New Roman" w:eastAsia="Times New Roman" w:hAnsi="Times New Roman" w:cs="Times New Roman"/>
                   <w:sz w:val="24"/>
                   <w:szCs w:val="24"/>
@@ -2304,7 +2115,7 @@
               </w:r>
               <w:r>
                 <w:rPr>
-                  <w:rStyle w:val="a6"/>
+                  <w:rStyle w:val="Hyperlink"/>
                   <w:rFonts w:ascii="Times New Roman" w:eastAsia="Times New Roman" w:hAnsi="Times New Roman" w:cs="Times New Roman"/>
                   <w:sz w:val="24"/>
                   <w:szCs w:val="24"/>
@@ -2314,7 +2125,7 @@
               </w:r>
               <w:r>
                 <w:rPr>
-                  <w:rStyle w:val="a6"/>
+                  <w:rStyle w:val="Hyperlink"/>
                   <w:rFonts w:ascii="Times New Roman" w:eastAsia="Times New Roman" w:hAnsi="Times New Roman" w:cs="Times New Roman"/>
                   <w:sz w:val="24"/>
                   <w:szCs w:val="24"/>
@@ -2324,7 +2135,7 @@
               </w:r>
               <w:r>
                 <w:rPr>
-                  <w:rStyle w:val="a6"/>
+                  <w:rStyle w:val="Hyperlink"/>
                   <w:rFonts w:ascii="Times New Roman" w:eastAsia="Times New Roman" w:hAnsi="Times New Roman" w:cs="Times New Roman"/>
                   <w:sz w:val="24"/>
                   <w:szCs w:val="24"/>
@@ -2334,7 +2145,7 @@
               </w:r>
               <w:r>
                 <w:rPr>
-                  <w:rStyle w:val="a6"/>
+                  <w:rStyle w:val="Hyperlink"/>
                   <w:rFonts w:ascii="Times New Roman" w:eastAsia="Times New Roman" w:hAnsi="Times New Roman" w:cs="Times New Roman"/>
                   <w:sz w:val="24"/>
                   <w:szCs w:val="24"/>
@@ -2344,7 +2155,7 @@
               </w:r>
               <w:r>
                 <w:rPr>
-                  <w:rStyle w:val="a6"/>
+                  <w:rStyle w:val="Hyperlink"/>
                   <w:rFonts w:ascii="Times New Roman" w:eastAsia="Times New Roman" w:hAnsi="Times New Roman" w:cs="Times New Roman"/>
                   <w:sz w:val="24"/>
                   <w:szCs w:val="24"/>
@@ -2564,7 +2375,7 @@
             <w:hyperlink r:id="rId22" w:history="1">
               <w:r>
                 <w:rPr>
-                  <w:rStyle w:val="a6"/>
+                  <w:rStyle w:val="Hyperlink"/>
                   <w:rFonts w:ascii="Times New Roman" w:eastAsia="Times New Roman" w:hAnsi="Times New Roman" w:cs="Times New Roman"/>
                   <w:sz w:val="24"/>
                   <w:szCs w:val="24"/>
@@ -2574,7 +2385,7 @@
               </w:r>
               <w:r>
                 <w:rPr>
-                  <w:rStyle w:val="a6"/>
+                  <w:rStyle w:val="Hyperlink"/>
                   <w:rFonts w:ascii="Times New Roman" w:eastAsia="Times New Roman" w:hAnsi="Times New Roman" w:cs="Times New Roman"/>
                   <w:sz w:val="24"/>
                   <w:szCs w:val="24"/>
@@ -2583,7 +2394,7 @@
               </w:r>
               <w:r>
                 <w:rPr>
-                  <w:rStyle w:val="a6"/>
+                  <w:rStyle w:val="Hyperlink"/>
                   <w:rFonts w:ascii="Times New Roman" w:eastAsia="Times New Roman" w:hAnsi="Times New Roman" w:cs="Times New Roman"/>
                   <w:sz w:val="24"/>
                   <w:szCs w:val="24"/>
@@ -2593,7 +2404,7 @@
               </w:r>
               <w:r>
                 <w:rPr>
-                  <w:rStyle w:val="a6"/>
+                  <w:rStyle w:val="Hyperlink"/>
                   <w:rFonts w:ascii="Times New Roman" w:eastAsia="Times New Roman" w:hAnsi="Times New Roman" w:cs="Times New Roman"/>
                   <w:sz w:val="24"/>
                   <w:szCs w:val="24"/>
@@ -2603,7 +2414,7 @@
               <w:proofErr w:type="spellStart"/>
               <w:r>
                 <w:rPr>
-                  <w:rStyle w:val="a6"/>
+                  <w:rStyle w:val="Hyperlink"/>
                   <w:rFonts w:ascii="Times New Roman" w:eastAsia="Times New Roman" w:hAnsi="Times New Roman" w:cs="Times New Roman"/>
                   <w:sz w:val="24"/>
                   <w:szCs w:val="24"/>
@@ -2614,7 +2425,7 @@
               <w:proofErr w:type="spellEnd"/>
               <w:r>
                 <w:rPr>
-                  <w:rStyle w:val="a6"/>
+                  <w:rStyle w:val="Hyperlink"/>
                   <w:rFonts w:ascii="Times New Roman" w:eastAsia="Times New Roman" w:hAnsi="Times New Roman" w:cs="Times New Roman"/>
                   <w:sz w:val="24"/>
                   <w:szCs w:val="24"/>
@@ -2624,7 +2435,7 @@
               <w:proofErr w:type="spellStart"/>
               <w:r>
                 <w:rPr>
-                  <w:rStyle w:val="a6"/>
+                  <w:rStyle w:val="Hyperlink"/>
                   <w:rFonts w:ascii="Times New Roman" w:eastAsia="Times New Roman" w:hAnsi="Times New Roman" w:cs="Times New Roman"/>
                   <w:sz w:val="24"/>
                   <w:szCs w:val="24"/>
@@ -2635,7 +2446,7 @@
               <w:proofErr w:type="spellEnd"/>
               <w:r>
                 <w:rPr>
-                  <w:rStyle w:val="a6"/>
+                  <w:rStyle w:val="Hyperlink"/>
                   <w:rFonts w:ascii="Times New Roman" w:eastAsia="Times New Roman" w:hAnsi="Times New Roman" w:cs="Times New Roman"/>
                   <w:sz w:val="24"/>
                   <w:szCs w:val="24"/>
@@ -2644,7 +2455,7 @@
               </w:r>
               <w:r>
                 <w:rPr>
-                  <w:rStyle w:val="a6"/>
+                  <w:rStyle w:val="Hyperlink"/>
                   <w:rFonts w:ascii="Times New Roman" w:eastAsia="Times New Roman" w:hAnsi="Times New Roman" w:cs="Times New Roman"/>
                   <w:sz w:val="24"/>
                   <w:szCs w:val="24"/>
@@ -2654,7 +2465,7 @@
               </w:r>
               <w:r>
                 <w:rPr>
-                  <w:rStyle w:val="a6"/>
+                  <w:rStyle w:val="Hyperlink"/>
                   <w:rFonts w:ascii="Times New Roman" w:eastAsia="Times New Roman" w:hAnsi="Times New Roman" w:cs="Times New Roman"/>
                   <w:sz w:val="24"/>
                   <w:szCs w:val="24"/>
@@ -2681,34 +2492,14 @@
                 <w:szCs w:val="24"/>
               </w:rPr>
             </w:pPr>
-            <w:proofErr w:type="spellStart"/>
-            <w:r>
-              <w:rPr>
-                <w:rFonts w:ascii="Times New Roman" w:eastAsia="Times New Roman" w:hAnsi="Times New Roman" w:cs="Times New Roman"/>
-                <w:sz w:val="24"/>
-                <w:szCs w:val="24"/>
-              </w:rPr>
-              <w:t>Rolling</w:t>
-            </w:r>
-            <w:proofErr w:type="spellEnd"/>
-            <w:r>
-              <w:rPr>
-                <w:rFonts w:ascii="Times New Roman" w:eastAsia="Times New Roman" w:hAnsi="Times New Roman" w:cs="Times New Roman"/>
-                <w:sz w:val="24"/>
-                <w:szCs w:val="24"/>
-              </w:rPr>
-              <w:t xml:space="preserve"> </w:t>
-            </w:r>
-            <w:proofErr w:type="spellStart"/>
-            <w:r>
-              <w:rPr>
-                <w:rFonts w:ascii="Times New Roman" w:eastAsia="Times New Roman" w:hAnsi="Times New Roman" w:cs="Times New Roman"/>
-                <w:sz w:val="24"/>
-                <w:szCs w:val="24"/>
-              </w:rPr>
-              <w:t>Skies</w:t>
-            </w:r>
-            <w:proofErr w:type="spellEnd"/>
+            <w:r>
+              <w:rPr>
+                <w:rFonts w:ascii="Times New Roman" w:eastAsia="Times New Roman" w:hAnsi="Times New Roman" w:cs="Times New Roman"/>
+                <w:sz w:val="24"/>
+                <w:szCs w:val="24"/>
+              </w:rPr>
+              <w:t>Rolling Skies</w:t>
+            </w:r>
             <w:r>
               <w:rPr>
                 <w:rFonts w:ascii="Times New Roman" w:eastAsia="Times New Roman" w:hAnsi="Times New Roman" w:cs="Times New Roman"/>
@@ -2759,7 +2550,7 @@
             <w:hyperlink r:id="rId23" w:history="1">
               <w:r>
                 <w:rPr>
-                  <w:rStyle w:val="a6"/>
+                  <w:rStyle w:val="Hyperlink"/>
                   <w:rFonts w:ascii="Times New Roman" w:eastAsia="Times New Roman" w:hAnsi="Times New Roman" w:cs="Times New Roman"/>
                   <w:sz w:val="24"/>
                   <w:szCs w:val="24"/>
@@ -2773,7 +2564,7 @@
     </w:tbl>
     <w:p>
       <w:pPr>
-        <w:pStyle w:val="a4"/>
+        <w:pStyle w:val="ListParagraph"/>
         <w:tabs>
           <w:tab w:val="left" w:pos="1170"/>
         </w:tabs>
@@ -2806,7 +2597,7 @@
     </w:p>
     <w:p>
       <w:pPr>
-        <w:pStyle w:val="a4"/>
+        <w:pStyle w:val="ListParagraph"/>
         <w:tabs>
           <w:tab w:val="left" w:pos="1170"/>
         </w:tabs>
@@ -2832,7 +2623,7 @@
     </w:p>
     <w:tbl>
       <w:tblPr>
-        <w:tblStyle w:val="a5"/>
+        <w:tblStyle w:val="TableGrid"/>
         <w:tblW w:w="0" w:type="auto"/>
         <w:tblLook w:val="04A0" w:firstRow="1" w:lastRow="0" w:firstColumn="1" w:lastColumn="0" w:noHBand="0" w:noVBand="1"/>
       </w:tblPr>
@@ -2858,34 +2649,14 @@
                 <w:lang w:val="en-US"/>
               </w:rPr>
             </w:pPr>
-            <w:proofErr w:type="spellStart"/>
-            <w:r>
-              <w:rPr>
-                <w:rFonts w:ascii="Times New Roman" w:eastAsia="Times New Roman" w:hAnsi="Times New Roman" w:cs="Times New Roman"/>
-                <w:sz w:val="24"/>
-                <w:szCs w:val="24"/>
-              </w:rPr>
-              <w:t>Snow</w:t>
-            </w:r>
-            <w:proofErr w:type="spellEnd"/>
-            <w:r>
-              <w:rPr>
-                <w:rFonts w:ascii="Times New Roman" w:eastAsia="Times New Roman" w:hAnsi="Times New Roman" w:cs="Times New Roman"/>
-                <w:sz w:val="24"/>
-                <w:szCs w:val="24"/>
-              </w:rPr>
-              <w:t xml:space="preserve"> </w:t>
-            </w:r>
-            <w:proofErr w:type="spellStart"/>
-            <w:r>
-              <w:rPr>
-                <w:rFonts w:ascii="Times New Roman" w:eastAsia="Times New Roman" w:hAnsi="Times New Roman" w:cs="Times New Roman"/>
-                <w:sz w:val="24"/>
-                <w:szCs w:val="24"/>
-              </w:rPr>
-              <w:t>Rush</w:t>
-            </w:r>
-            <w:proofErr w:type="spellEnd"/>
+            <w:r>
+              <w:rPr>
+                <w:rFonts w:ascii="Times New Roman" w:eastAsia="Times New Roman" w:hAnsi="Times New Roman" w:cs="Times New Roman"/>
+                <w:sz w:val="24"/>
+                <w:szCs w:val="24"/>
+              </w:rPr>
+              <w:t>Snow Rush</w:t>
+            </w:r>
             <w:r>
               <w:rPr>
                 <w:rFonts w:ascii="Times New Roman" w:eastAsia="Times New Roman" w:hAnsi="Times New Roman" w:cs="Times New Roman"/>
@@ -2944,7 +2715,7 @@
             <w:hyperlink r:id="rId24" w:history="1">
               <w:r>
                 <w:rPr>
-                  <w:rStyle w:val="a6"/>
+                  <w:rStyle w:val="Hyperlink"/>
                   <w:rFonts w:ascii="Times New Roman" w:eastAsia="Times New Roman" w:hAnsi="Times New Roman" w:cs="Times New Roman"/>
                   <w:sz w:val="24"/>
                   <w:szCs w:val="24"/>
@@ -2970,34 +2741,14 @@
                 <w:szCs w:val="24"/>
               </w:rPr>
             </w:pPr>
-            <w:proofErr w:type="spellStart"/>
-            <w:r>
-              <w:rPr>
-                <w:rFonts w:ascii="Times New Roman" w:eastAsia="Times New Roman" w:hAnsi="Times New Roman" w:cs="Times New Roman"/>
-                <w:sz w:val="24"/>
-                <w:szCs w:val="24"/>
-              </w:rPr>
-              <w:t>Rolling</w:t>
-            </w:r>
-            <w:proofErr w:type="spellEnd"/>
-            <w:r>
-              <w:rPr>
-                <w:rFonts w:ascii="Times New Roman" w:eastAsia="Times New Roman" w:hAnsi="Times New Roman" w:cs="Times New Roman"/>
-                <w:sz w:val="24"/>
-                <w:szCs w:val="24"/>
-              </w:rPr>
-              <w:t xml:space="preserve"> </w:t>
-            </w:r>
-            <w:proofErr w:type="spellStart"/>
-            <w:r>
-              <w:rPr>
-                <w:rFonts w:ascii="Times New Roman" w:eastAsia="Times New Roman" w:hAnsi="Times New Roman" w:cs="Times New Roman"/>
-                <w:sz w:val="24"/>
-                <w:szCs w:val="24"/>
-              </w:rPr>
-              <w:t>Skies</w:t>
-            </w:r>
-            <w:proofErr w:type="spellEnd"/>
+            <w:r>
+              <w:rPr>
+                <w:rFonts w:ascii="Times New Roman" w:eastAsia="Times New Roman" w:hAnsi="Times New Roman" w:cs="Times New Roman"/>
+                <w:sz w:val="24"/>
+                <w:szCs w:val="24"/>
+              </w:rPr>
+              <w:t>Rolling Skies</w:t>
+            </w:r>
             <w:r>
               <w:rPr>
                 <w:rFonts w:ascii="Times New Roman" w:eastAsia="Times New Roman" w:hAnsi="Times New Roman" w:cs="Times New Roman"/>
@@ -3043,7 +2794,7 @@
             <w:hyperlink r:id="rId25" w:history="1">
               <w:r>
                 <w:rPr>
-                  <w:rStyle w:val="a6"/>
+                  <w:rStyle w:val="Hyperlink"/>
                   <w:rFonts w:ascii="Times New Roman" w:eastAsia="Times New Roman" w:hAnsi="Times New Roman" w:cs="Times New Roman"/>
                   <w:sz w:val="24"/>
                   <w:szCs w:val="24"/>
@@ -3075,10 +2826,10 @@
             </w:pPr>
             <w:r>
               <w:object w:dxaOrig="6330" w:dyaOrig="4200" w14:anchorId="72711346">
-                <v:shape id="_x0000_i1031" type="#_x0000_t75" style="width:216.75pt;height:143.25pt" o:ole="">
+                <v:shape id="_x0000_i1029" type="#_x0000_t75" style="width:216.85pt;height:143.15pt" o:ole="">
                   <v:imagedata r:id="rId26" o:title=""/>
                 </v:shape>
-                <o:OLEObject Type="Embed" ProgID="PBrush" ShapeID="_x0000_i1031" DrawAspect="Content" ObjectID="_1835883594" r:id="rId27"/>
+                <o:OLEObject Type="Embed" ProgID="PBrush" ShapeID="_x0000_i1029" DrawAspect="Content" ObjectID="_1835891852" r:id="rId27"/>
               </w:object>
             </w:r>
           </w:p>
@@ -3103,10 +2854,10 @@
             </w:pPr>
             <w:r>
               <w:object w:dxaOrig="7200" w:dyaOrig="4890" w14:anchorId="76FD55A5">
-                <v:shape id="_x0000_i1032" type="#_x0000_t75" style="width:214.5pt;height:147pt" o:ole="">
+                <v:shape id="_x0000_i1030" type="#_x0000_t75" style="width:214.35pt;height:147.35pt" o:ole="">
                   <v:imagedata r:id="rId28" o:title=""/>
                 </v:shape>
-                <o:OLEObject Type="Embed" ProgID="PBrush" ShapeID="_x0000_i1032" DrawAspect="Content" ObjectID="_1835883595" r:id="rId29"/>
+                <o:OLEObject Type="Embed" ProgID="PBrush" ShapeID="_x0000_i1030" DrawAspect="Content" ObjectID="_1835891853" r:id="rId29"/>
               </w:object>
             </w:r>
           </w:p>
@@ -3135,25 +2886,7 @@
                 <w:sz w:val="24"/>
                 <w:szCs w:val="24"/>
               </w:rPr>
-              <w:t xml:space="preserve">Scratch </w:t>
-            </w:r>
-            <w:proofErr w:type="spellStart"/>
-            <w:r>
-              <w:rPr>
-                <w:rFonts w:ascii="Times New Roman" w:eastAsia="Times New Roman" w:hAnsi="Times New Roman" w:cs="Times New Roman"/>
-                <w:sz w:val="24"/>
-                <w:szCs w:val="24"/>
-              </w:rPr>
-              <w:t>Run</w:t>
-            </w:r>
-            <w:proofErr w:type="spellEnd"/>
-            <w:r>
-              <w:rPr>
-                <w:rFonts w:ascii="Times New Roman" w:eastAsia="Times New Roman" w:hAnsi="Times New Roman" w:cs="Times New Roman"/>
-                <w:sz w:val="24"/>
-                <w:szCs w:val="24"/>
-              </w:rPr>
-              <w:t>!</w:t>
+              <w:t>Scratch Run!</w:t>
             </w:r>
             <w:r>
               <w:rPr>
@@ -3171,7 +2904,6 @@
               </w:rPr>
               <w:t xml:space="preserve"> </w:t>
             </w:r>
-            <w:proofErr w:type="spellStart"/>
             <w:r>
               <w:rPr>
                 <w:rFonts w:ascii="Times New Roman" w:eastAsia="Times New Roman" w:hAnsi="Times New Roman" w:cs="Times New Roman"/>
@@ -3180,7 +2912,6 @@
               </w:rPr>
               <w:t>Up</w:t>
             </w:r>
-            <w:proofErr w:type="spellEnd"/>
             <w:r>
               <w:rPr>
                 <w:rFonts w:ascii="Times New Roman" w:eastAsia="Times New Roman" w:hAnsi="Times New Roman" w:cs="Times New Roman"/>
@@ -3190,7 +2921,6 @@
               </w:rPr>
               <w:t>, D</w:t>
             </w:r>
-            <w:proofErr w:type="spellStart"/>
             <w:r>
               <w:rPr>
                 <w:rFonts w:ascii="Times New Roman" w:eastAsia="Times New Roman" w:hAnsi="Times New Roman" w:cs="Times New Roman"/>
@@ -3199,7 +2929,6 @@
               </w:rPr>
               <w:t>ow</w:t>
             </w:r>
-            <w:proofErr w:type="spellEnd"/>
             <w:r>
               <w:rPr>
                 <w:rFonts w:ascii="Times New Roman" w:eastAsia="Times New Roman" w:hAnsi="Times New Roman" w:cs="Times New Roman"/>
@@ -3286,7 +3015,7 @@
             <w:hyperlink r:id="rId30" w:history="1">
               <w:r>
                 <w:rPr>
-                  <w:rStyle w:val="a6"/>
+                  <w:rStyle w:val="Hyperlink"/>
                   <w:rFonts w:ascii="Times New Roman" w:eastAsia="Times New Roman" w:hAnsi="Times New Roman" w:cs="Times New Roman"/>
                   <w:sz w:val="24"/>
                   <w:szCs w:val="24"/>
@@ -3338,7 +3067,6 @@
               </w:rPr>
               <w:t xml:space="preserve">Left, </w:t>
             </w:r>
-            <w:proofErr w:type="gramStart"/>
             <w:r>
               <w:rPr>
                 <w:rFonts w:ascii="Times New Roman" w:eastAsia="Times New Roman" w:hAnsi="Times New Roman" w:cs="Times New Roman"/>
@@ -3348,7 +3076,6 @@
               </w:rPr>
               <w:t>Right</w:t>
             </w:r>
-            <w:proofErr w:type="gramEnd"/>
             <w:r>
               <w:rPr>
                 <w:rFonts w:ascii="Times New Roman" w:eastAsia="Times New Roman" w:hAnsi="Times New Roman" w:cs="Times New Roman"/>
@@ -3420,7 +3147,7 @@
             <w:hyperlink r:id="rId31" w:history="1">
               <w:r>
                 <w:rPr>
-                  <w:rStyle w:val="a6"/>
+                  <w:rStyle w:val="Hyperlink"/>
                   <w:rFonts w:ascii="Times New Roman" w:eastAsia="Times New Roman" w:hAnsi="Times New Roman" w:cs="Times New Roman"/>
                   <w:sz w:val="24"/>
                   <w:szCs w:val="24"/>
@@ -3474,7 +3201,6 @@
         </w:rPr>
         <w:t>П</w:t>
       </w:r>
-      <w:proofErr w:type="spellStart"/>
       <w:r>
         <w:rPr>
           <w:rFonts w:ascii="Times New Roman" w:eastAsia="Times New Roman" w:hAnsi="Times New Roman" w:cs="Times New Roman"/>
@@ -3483,29 +3209,18 @@
           <w:sz w:val="24"/>
           <w:szCs w:val="24"/>
         </w:rPr>
-        <w:t>риклади</w:t>
-      </w:r>
-      <w:proofErr w:type="spellEnd"/>
-      <w:r>
-        <w:rPr>
-          <w:rFonts w:ascii="Times New Roman" w:eastAsia="Times New Roman" w:hAnsi="Times New Roman" w:cs="Times New Roman"/>
-          <w:b/>
-          <w:bCs/>
-          <w:sz w:val="24"/>
-          <w:szCs w:val="24"/>
-        </w:rPr>
-        <w:t xml:space="preserve"> ігор у жанрі «Лабіринт»:</w:t>
+        <w:t>риклади ігор у жанрі «Лабіринт»:</w:t>
       </w:r>
     </w:p>
     <w:tbl>
       <w:tblPr>
-        <w:tblStyle w:val="a5"/>
+        <w:tblStyle w:val="TableGrid"/>
         <w:tblW w:w="0" w:type="auto"/>
         <w:tblLook w:val="04A0" w:firstRow="1" w:lastRow="0" w:firstColumn="1" w:lastColumn="0" w:noHBand="0" w:noVBand="1"/>
       </w:tblPr>
       <w:tblGrid>
-        <w:gridCol w:w="4994"/>
-        <w:gridCol w:w="4685"/>
+        <w:gridCol w:w="4987"/>
+        <w:gridCol w:w="4692"/>
       </w:tblGrid>
       <w:tr>
         <w:tc>
@@ -3522,10 +3237,10 @@
             </w:pPr>
             <w:r>
               <w:object w:dxaOrig="6810" w:dyaOrig="4185" w14:anchorId="03EF640D">
-                <v:shape id="_x0000_i1033" type="#_x0000_t75" style="width:241.5pt;height:148.5pt" o:ole="">
+                <v:shape id="_x0000_i1031" type="#_x0000_t75" style="width:241.1pt;height:148.2pt" o:ole="">
                   <v:imagedata r:id="rId32" o:title=""/>
                 </v:shape>
-                <o:OLEObject Type="Embed" ProgID="PBrush" ShapeID="_x0000_i1033" DrawAspect="Content" ObjectID="_1835883596" r:id="rId33"/>
+                <o:OLEObject Type="Embed" ProgID="PBrush" ShapeID="_x0000_i1031" DrawAspect="Content" ObjectID="_1835891854" r:id="rId33"/>
               </w:object>
             </w:r>
           </w:p>
@@ -3550,10 +3265,10 @@
             </w:pPr>
             <w:r>
               <w:object w:dxaOrig="6585" w:dyaOrig="4155" w14:anchorId="11DDFD33">
-                <v:shape id="_x0000_i1034" type="#_x0000_t75" style="width:226.5pt;height:141pt" o:ole="">
+                <v:shape id="_x0000_i1032" type="#_x0000_t75" style="width:226.9pt;height:140.65pt" o:ole="">
                   <v:imagedata r:id="rId34" o:title=""/>
                 </v:shape>
-                <o:OLEObject Type="Embed" ProgID="PBrush" ShapeID="_x0000_i1034" DrawAspect="Content" ObjectID="_1835883597" r:id="rId35"/>
+                <o:OLEObject Type="Embed" ProgID="PBrush" ShapeID="_x0000_i1032" DrawAspect="Content" ObjectID="_1835891855" r:id="rId35"/>
               </w:object>
             </w:r>
           </w:p>
@@ -3583,36 +3298,8 @@
                 <w:sz w:val="24"/>
                 <w:szCs w:val="24"/>
               </w:rPr>
-              <w:t xml:space="preserve">3D </w:t>
-            </w:r>
-            <w:proofErr w:type="spellStart"/>
-            <w:r>
-              <w:rPr>
-                <w:rFonts w:ascii="Times New Roman" w:eastAsia="Times New Roman" w:hAnsi="Times New Roman" w:cs="Times New Roman"/>
-                <w:sz w:val="24"/>
-                <w:szCs w:val="24"/>
-              </w:rPr>
-              <w:t>Maze</w:t>
-            </w:r>
-            <w:proofErr w:type="spellEnd"/>
-            <w:r>
-              <w:rPr>
-                <w:rFonts w:ascii="Times New Roman" w:eastAsia="Times New Roman" w:hAnsi="Times New Roman" w:cs="Times New Roman"/>
-                <w:sz w:val="24"/>
-                <w:szCs w:val="24"/>
-              </w:rPr>
-              <w:t xml:space="preserve"> </w:t>
-            </w:r>
-            <w:proofErr w:type="spellStart"/>
-            <w:r>
-              <w:rPr>
-                <w:rFonts w:ascii="Times New Roman" w:eastAsia="Times New Roman" w:hAnsi="Times New Roman" w:cs="Times New Roman"/>
-                <w:sz w:val="24"/>
-                <w:szCs w:val="24"/>
-              </w:rPr>
-              <w:t>Escape</w:t>
-            </w:r>
-            <w:proofErr w:type="spellEnd"/>
+              <w:t>3D Maze Escape</w:t>
+            </w:r>
             <w:r>
               <w:rPr>
                 <w:rFonts w:ascii="Times New Roman" w:eastAsia="Times New Roman" w:hAnsi="Times New Roman" w:cs="Times New Roman"/>
@@ -3759,7 +3446,7 @@
             <w:hyperlink r:id="rId36" w:history="1">
               <w:r>
                 <w:rPr>
-                  <w:rStyle w:val="a6"/>
+                  <w:rStyle w:val="Hyperlink"/>
                   <w:rFonts w:ascii="Times New Roman" w:eastAsia="Times New Roman" w:hAnsi="Times New Roman" w:cs="Times New Roman"/>
                   <w:sz w:val="24"/>
                   <w:szCs w:val="24"/>
@@ -3786,7 +3473,6 @@
                 <w:szCs w:val="24"/>
               </w:rPr>
             </w:pPr>
-            <w:proofErr w:type="spellStart"/>
             <w:r>
               <w:rPr>
                 <w:rFonts w:ascii="Times New Roman" w:eastAsia="Times New Roman" w:hAnsi="Times New Roman" w:cs="Times New Roman"/>
@@ -3795,32 +3481,13 @@
               </w:rPr>
               <w:t>Pacman</w:t>
             </w:r>
-            <w:proofErr w:type="spellEnd"/>
-            <w:r>
-              <w:rPr>
-                <w:rFonts w:ascii="Times New Roman" w:eastAsia="Times New Roman" w:hAnsi="Times New Roman" w:cs="Times New Roman"/>
-                <w:sz w:val="24"/>
-                <w:szCs w:val="24"/>
-              </w:rPr>
-              <w:t xml:space="preserve">, клавіш </w:t>
-            </w:r>
-            <w:proofErr w:type="spellStart"/>
-            <w:r>
-              <w:rPr>
-                <w:rFonts w:ascii="Times New Roman" w:eastAsia="Times New Roman" w:hAnsi="Times New Roman" w:cs="Times New Roman"/>
-                <w:sz w:val="24"/>
-                <w:szCs w:val="24"/>
-              </w:rPr>
-              <w:t>стілочок</w:t>
-            </w:r>
-            <w:proofErr w:type="spellEnd"/>
-            <w:r>
-              <w:rPr>
-                <w:rFonts w:ascii="Times New Roman" w:eastAsia="Times New Roman" w:hAnsi="Times New Roman" w:cs="Times New Roman"/>
-                <w:sz w:val="24"/>
-                <w:szCs w:val="24"/>
-              </w:rPr>
-              <w:t xml:space="preserve"> – переміщення по лабіринту.</w:t>
+            <w:r>
+              <w:rPr>
+                <w:rFonts w:ascii="Times New Roman" w:eastAsia="Times New Roman" w:hAnsi="Times New Roman" w:cs="Times New Roman"/>
+                <w:sz w:val="24"/>
+                <w:szCs w:val="24"/>
+              </w:rPr>
+              <w:t>, клавіш стілочок – переміщення по лабіринту.</w:t>
             </w:r>
           </w:p>
           <w:p>
@@ -3831,7 +3498,7 @@
               <w:spacing w:line="360" w:lineRule="auto"/>
               <w:jc w:val="center"/>
               <w:rPr>
-                <w:rStyle w:val="a6"/>
+                <w:rStyle w:val="Hyperlink"/>
                 <w:rFonts w:ascii="Times New Roman" w:eastAsia="Times New Roman" w:hAnsi="Times New Roman" w:cs="Times New Roman"/>
                 <w:sz w:val="24"/>
                 <w:szCs w:val="24"/>
@@ -3840,7 +3507,7 @@
             <w:hyperlink r:id="rId37" w:history="1">
               <w:r>
                 <w:rPr>
-                  <w:rStyle w:val="a6"/>
+                  <w:rStyle w:val="Hyperlink"/>
                   <w:rFonts w:ascii="Times New Roman" w:eastAsia="Times New Roman" w:hAnsi="Times New Roman" w:cs="Times New Roman"/>
                   <w:sz w:val="24"/>
                   <w:szCs w:val="24"/>
@@ -3873,7 +3540,7 @@
             <w:hyperlink r:id="rId38" w:history="1">
               <w:r>
                 <w:rPr>
-                  <w:rStyle w:val="a6"/>
+                  <w:rStyle w:val="Hyperlink"/>
                   <w:rFonts w:ascii="Times New Roman" w:eastAsia="Times New Roman" w:hAnsi="Times New Roman" w:cs="Times New Roman"/>
                   <w:sz w:val="24"/>
                   <w:szCs w:val="24"/>
@@ -3904,10 +3571,10 @@
             </w:pPr>
             <w:r>
               <w:object w:dxaOrig="5910" w:dyaOrig="5745" w14:anchorId="43D19828">
-                <v:shape id="_x0000_i1049" type="#_x0000_t75" style="width:165.75pt;height:161.25pt" o:ole="">
+                <v:shape id="_x0000_i1033" type="#_x0000_t75" style="width:165.75pt;height:160.75pt" o:ole="">
                   <v:imagedata r:id="rId39" o:title=""/>
                 </v:shape>
-                <o:OLEObject Type="Embed" ProgID="PBrush" ShapeID="_x0000_i1049" DrawAspect="Content" ObjectID="_1835883598" r:id="rId40"/>
+                <o:OLEObject Type="Embed" ProgID="PBrush" ShapeID="_x0000_i1033" DrawAspect="Content" ObjectID="_1835891856" r:id="rId40"/>
               </w:object>
             </w:r>
           </w:p>
@@ -3931,10 +3598,10 @@
             </w:pPr>
             <w:r>
               <w:object w:dxaOrig="6585" w:dyaOrig="6030" w14:anchorId="776273BD">
-                <v:shape id="_x0000_i1062" type="#_x0000_t75" style="width:175.5pt;height:161.25pt" o:ole="">
+                <v:shape id="_x0000_i1034" type="#_x0000_t75" style="width:175.8pt;height:161.6pt" o:ole="">
                   <v:imagedata r:id="rId41" o:title=""/>
                 </v:shape>
-                <o:OLEObject Type="Embed" ProgID="PBrush" ShapeID="_x0000_i1062" DrawAspect="Content" ObjectID="_1835883599" r:id="rId42"/>
+                <o:OLEObject Type="Embed" ProgID="PBrush" ShapeID="_x0000_i1034" DrawAspect="Content" ObjectID="_1835891857" r:id="rId42"/>
               </w:object>
             </w:r>
           </w:p>
@@ -3958,67 +3625,21 @@
                 <w:szCs w:val="24"/>
               </w:rPr>
             </w:pPr>
-            <w:proofErr w:type="spellStart"/>
-            <w:r>
-              <w:rPr>
-                <w:rFonts w:ascii="Times New Roman" w:eastAsia="Times New Roman" w:hAnsi="Times New Roman" w:cs="Times New Roman"/>
-                <w:sz w:val="24"/>
-                <w:szCs w:val="24"/>
-              </w:rPr>
-              <w:t>Paint</w:t>
-            </w:r>
-            <w:proofErr w:type="spellEnd"/>
-            <w:r>
-              <w:rPr>
-                <w:rFonts w:ascii="Times New Roman" w:eastAsia="Times New Roman" w:hAnsi="Times New Roman" w:cs="Times New Roman"/>
-                <w:sz w:val="24"/>
-                <w:szCs w:val="24"/>
-              </w:rPr>
-              <w:t xml:space="preserve"> </w:t>
-            </w:r>
-            <w:proofErr w:type="spellStart"/>
-            <w:r>
-              <w:rPr>
-                <w:rFonts w:ascii="Times New Roman" w:eastAsia="Times New Roman" w:hAnsi="Times New Roman" w:cs="Times New Roman"/>
-                <w:sz w:val="24"/>
-                <w:szCs w:val="24"/>
-              </w:rPr>
-              <w:t>the</w:t>
-            </w:r>
-            <w:proofErr w:type="spellEnd"/>
-            <w:r>
-              <w:rPr>
-                <w:rFonts w:ascii="Times New Roman" w:eastAsia="Times New Roman" w:hAnsi="Times New Roman" w:cs="Times New Roman"/>
-                <w:sz w:val="24"/>
-                <w:szCs w:val="24"/>
-              </w:rPr>
-              <w:t xml:space="preserve"> </w:t>
-            </w:r>
-            <w:proofErr w:type="spellStart"/>
-            <w:r>
-              <w:rPr>
-                <w:rFonts w:ascii="Times New Roman" w:eastAsia="Times New Roman" w:hAnsi="Times New Roman" w:cs="Times New Roman"/>
-                <w:sz w:val="24"/>
-                <w:szCs w:val="24"/>
-              </w:rPr>
-              <w:t>Maze</w:t>
-            </w:r>
-            <w:proofErr w:type="spellEnd"/>
-            <w:r>
-              <w:rPr>
-                <w:rFonts w:ascii="Times New Roman" w:eastAsia="Times New Roman" w:hAnsi="Times New Roman" w:cs="Times New Roman"/>
-                <w:sz w:val="24"/>
-                <w:szCs w:val="24"/>
-              </w:rPr>
-              <w:t xml:space="preserve">, </w:t>
-            </w:r>
-            <w:r>
-              <w:rPr>
-                <w:rFonts w:ascii="Times New Roman" w:eastAsia="Times New Roman" w:hAnsi="Times New Roman" w:cs="Times New Roman"/>
-                <w:sz w:val="24"/>
-                <w:szCs w:val="24"/>
-              </w:rPr>
-              <w:t>клавіши стрілочок – переміщення по лабіринту</w:t>
+            <w:r>
+              <w:rPr>
+                <w:rFonts w:ascii="Times New Roman" w:eastAsia="Times New Roman" w:hAnsi="Times New Roman" w:cs="Times New Roman"/>
+                <w:sz w:val="24"/>
+                <w:szCs w:val="24"/>
+              </w:rPr>
+              <w:t>Paint the Maze</w:t>
+            </w:r>
+            <w:r>
+              <w:rPr>
+                <w:rFonts w:ascii="Times New Roman" w:eastAsia="Times New Roman" w:hAnsi="Times New Roman" w:cs="Times New Roman"/>
+                <w:sz w:val="24"/>
+                <w:szCs w:val="24"/>
+              </w:rPr>
+              <w:t>, клавіши стрілочок – переміщення по лабіринту</w:t>
             </w:r>
             <w:r>
               <w:rPr>
@@ -4031,7 +3652,7 @@
             <w:hyperlink r:id="rId43" w:history="1">
               <w:r>
                 <w:rPr>
-                  <w:rStyle w:val="a6"/>
+                  <w:rStyle w:val="Hyperlink"/>
                   <w:rFonts w:ascii="Times New Roman" w:eastAsia="Times New Roman" w:hAnsi="Times New Roman" w:cs="Times New Roman"/>
                   <w:sz w:val="24"/>
                   <w:szCs w:val="24"/>
@@ -4064,67 +3685,15 @@
                 <w:sz w:val="24"/>
                 <w:szCs w:val="24"/>
               </w:rPr>
-              <w:t xml:space="preserve">3D </w:t>
-            </w:r>
-            <w:proofErr w:type="spellStart"/>
-            <w:r>
-              <w:rPr>
-                <w:rFonts w:ascii="Times New Roman" w:eastAsia="Times New Roman" w:hAnsi="Times New Roman" w:cs="Times New Roman"/>
-                <w:sz w:val="24"/>
-                <w:szCs w:val="24"/>
-              </w:rPr>
-              <w:t>Tilt</w:t>
-            </w:r>
-            <w:proofErr w:type="spellEnd"/>
-            <w:r>
-              <w:rPr>
-                <w:rFonts w:ascii="Times New Roman" w:eastAsia="Times New Roman" w:hAnsi="Times New Roman" w:cs="Times New Roman"/>
-                <w:sz w:val="24"/>
-                <w:szCs w:val="24"/>
-              </w:rPr>
-              <w:t xml:space="preserve"> </w:t>
-            </w:r>
-            <w:proofErr w:type="spellStart"/>
-            <w:r>
-              <w:rPr>
-                <w:rFonts w:ascii="Times New Roman" w:eastAsia="Times New Roman" w:hAnsi="Times New Roman" w:cs="Times New Roman"/>
-                <w:sz w:val="24"/>
-                <w:szCs w:val="24"/>
-              </w:rPr>
-              <w:t>Maze</w:t>
-            </w:r>
-            <w:proofErr w:type="spellEnd"/>
-            <w:r>
-              <w:rPr>
-                <w:rFonts w:ascii="Times New Roman" w:eastAsia="Times New Roman" w:hAnsi="Times New Roman" w:cs="Times New Roman"/>
-                <w:sz w:val="24"/>
-                <w:szCs w:val="24"/>
-              </w:rPr>
-              <w:t xml:space="preserve">, </w:t>
-            </w:r>
-            <w:r>
-              <w:rPr>
-                <w:rFonts w:ascii="Times New Roman" w:eastAsia="Times New Roman" w:hAnsi="Times New Roman" w:cs="Times New Roman"/>
-                <w:sz w:val="24"/>
-                <w:szCs w:val="24"/>
-              </w:rPr>
-              <w:t xml:space="preserve">клавіши стрілочок – </w:t>
-            </w:r>
-            <w:r>
-              <w:rPr>
-                <w:rFonts w:ascii="Times New Roman" w:eastAsia="Times New Roman" w:hAnsi="Times New Roman" w:cs="Times New Roman"/>
-                <w:sz w:val="24"/>
-                <w:szCs w:val="24"/>
-              </w:rPr>
-              <w:t xml:space="preserve">перевертання </w:t>
-            </w:r>
-            <w:r>
-              <w:rPr>
-                <w:rFonts w:ascii="Times New Roman" w:eastAsia="Times New Roman" w:hAnsi="Times New Roman" w:cs="Times New Roman"/>
-                <w:sz w:val="24"/>
-                <w:szCs w:val="24"/>
-              </w:rPr>
-              <w:t>лабіринту</w:t>
+              <w:t>3D Tilt Maze</w:t>
+            </w:r>
+            <w:r>
+              <w:rPr>
+                <w:rFonts w:ascii="Times New Roman" w:eastAsia="Times New Roman" w:hAnsi="Times New Roman" w:cs="Times New Roman"/>
+                <w:sz w:val="24"/>
+                <w:szCs w:val="24"/>
+              </w:rPr>
+              <w:t>, клавіши стрілочок – перевертання лабіринту</w:t>
             </w:r>
           </w:p>
           <w:p>
@@ -4143,7 +3712,7 @@
             <w:hyperlink r:id="rId44" w:history="1">
               <w:r>
                 <w:rPr>
-                  <w:rStyle w:val="a6"/>
+                  <w:rStyle w:val="Hyperlink"/>
                   <w:rFonts w:ascii="Times New Roman" w:eastAsia="Times New Roman" w:hAnsi="Times New Roman" w:cs="Times New Roman"/>
                   <w:sz w:val="24"/>
                   <w:szCs w:val="24"/>
@@ -4174,10 +3743,10 @@
             </w:pPr>
             <w:r>
               <w:object w:dxaOrig="8790" w:dyaOrig="6600" w14:anchorId="2FBCB2B0">
-                <v:shape id="_x0000_i1078" type="#_x0000_t75" style="width:204.75pt;height:153.75pt" o:ole="">
+                <v:shape id="_x0000_i1035" type="#_x0000_t75" style="width:205.1pt;height:154.05pt" o:ole="">
                   <v:imagedata r:id="rId45" o:title=""/>
                 </v:shape>
-                <o:OLEObject Type="Embed" ProgID="PBrush" ShapeID="_x0000_i1078" DrawAspect="Content" ObjectID="_1835883600" r:id="rId46"/>
+                <o:OLEObject Type="Embed" ProgID="PBrush" ShapeID="_x0000_i1035" DrawAspect="Content" ObjectID="_1835891858" r:id="rId46"/>
               </w:object>
             </w:r>
           </w:p>
@@ -4199,14 +3768,50 @@
                 <w:szCs w:val="24"/>
               </w:rPr>
             </w:pPr>
-            <w:r>
-              <w:object w:dxaOrig="5355" w:dyaOrig="5220" w14:anchorId="57E92210">
-                <v:shape id="_x0000_i1109" type="#_x0000_t75" style="width:185.25pt;height:180.75pt" o:ole="">
-                  <v:imagedata r:id="rId47" o:title=""/>
-                </v:shape>
-                <o:OLEObject Type="Embed" ProgID="PBrush" ShapeID="_x0000_i1109" DrawAspect="Content" ObjectID="_1835883601" r:id="rId48"/>
-              </w:object>
-            </w:r>
+            <w:bookmarkStart w:id="0" w:name="_GoBack"/>
+            <w:r>
+              <w:rPr>
+                <w:rFonts w:ascii="Times New Roman" w:eastAsia="Times New Roman" w:hAnsi="Times New Roman" w:cs="Times New Roman"/>
+                <w:sz w:val="24"/>
+                <w:szCs w:val="24"/>
+              </w:rPr>
+              <w:drawing>
+                <wp:inline distT="0" distB="0" distL="0" distR="0" wp14:anchorId="6690F877" wp14:editId="002FD04B">
+                  <wp:extent cx="2757285" cy="2009332"/>
+                  <wp:effectExtent l="0" t="0" r="5080" b="0"/>
+                  <wp:docPr id="4" name="Picture 4"/>
+                  <wp:cNvGraphicFramePr>
+                    <a:graphicFrameLocks xmlns:a="http://schemas.openxmlformats.org/drawingml/2006/main" noChangeAspect="1"/>
+                  </wp:cNvGraphicFramePr>
+                  <a:graphic xmlns:a="http://schemas.openxmlformats.org/drawingml/2006/main">
+                    <a:graphicData uri="http://schemas.openxmlformats.org/drawingml/2006/picture">
+                      <pic:pic xmlns:pic="http://schemas.openxmlformats.org/drawingml/2006/picture">
+                        <pic:nvPicPr>
+                          <pic:cNvPr id="1" name=""/>
+                          <pic:cNvPicPr/>
+                        </pic:nvPicPr>
+                        <pic:blipFill>
+                          <a:blip r:embed="rId47"/>
+                          <a:stretch>
+                            <a:fillRect/>
+                          </a:stretch>
+                        </pic:blipFill>
+                        <pic:spPr>
+                          <a:xfrm>
+                            <a:off x="0" y="0"/>
+                            <a:ext cx="2783429" cy="2028384"/>
+                          </a:xfrm>
+                          <a:prstGeom prst="rect">
+                            <a:avLst/>
+                          </a:prstGeom>
+                        </pic:spPr>
+                      </pic:pic>
+                    </a:graphicData>
+                  </a:graphic>
+                </wp:inline>
+              </w:drawing>
+            </w:r>
+            <w:bookmarkEnd w:id="0"/>
           </w:p>
         </w:tc>
       </w:tr>
@@ -4220,7 +3825,6 @@
               <w:tabs>
                 <w:tab w:val="left" w:pos="1170"/>
               </w:tabs>
-              <w:spacing w:line="360" w:lineRule="auto"/>
               <w:jc w:val="center"/>
               <w:rPr>
                 <w:rFonts w:ascii="Times New Roman" w:eastAsia="Times New Roman" w:hAnsi="Times New Roman" w:cs="Times New Roman"/>
@@ -4228,52 +3832,14 @@
                 <w:szCs w:val="24"/>
               </w:rPr>
             </w:pPr>
-            <w:proofErr w:type="spellStart"/>
-            <w:r>
-              <w:rPr>
-                <w:rFonts w:ascii="Times New Roman" w:eastAsia="Times New Roman" w:hAnsi="Times New Roman" w:cs="Times New Roman"/>
-                <w:sz w:val="24"/>
-                <w:szCs w:val="24"/>
-              </w:rPr>
-              <w:t>Watermelon</w:t>
-            </w:r>
-            <w:proofErr w:type="spellEnd"/>
-            <w:r>
-              <w:rPr>
-                <w:rFonts w:ascii="Times New Roman" w:eastAsia="Times New Roman" w:hAnsi="Times New Roman" w:cs="Times New Roman"/>
-                <w:sz w:val="24"/>
-                <w:szCs w:val="24"/>
-              </w:rPr>
-              <w:t xml:space="preserve"> Game </w:t>
-            </w:r>
-            <w:proofErr w:type="spellStart"/>
-            <w:r>
-              <w:rPr>
-                <w:rFonts w:ascii="Times New Roman" w:eastAsia="Times New Roman" w:hAnsi="Times New Roman" w:cs="Times New Roman"/>
-                <w:sz w:val="24"/>
-                <w:szCs w:val="24"/>
-              </w:rPr>
-              <w:t>Physics</w:t>
-            </w:r>
-            <w:proofErr w:type="spellEnd"/>
-            <w:r>
-              <w:rPr>
-                <w:rFonts w:ascii="Times New Roman" w:eastAsia="Times New Roman" w:hAnsi="Times New Roman" w:cs="Times New Roman"/>
-                <w:sz w:val="24"/>
-                <w:szCs w:val="24"/>
-              </w:rPr>
-              <w:t xml:space="preserve"> </w:t>
-            </w:r>
-            <w:proofErr w:type="spellStart"/>
-            <w:r>
-              <w:rPr>
-                <w:rFonts w:ascii="Times New Roman" w:eastAsia="Times New Roman" w:hAnsi="Times New Roman" w:cs="Times New Roman"/>
-                <w:sz w:val="24"/>
-                <w:szCs w:val="24"/>
-              </w:rPr>
-              <w:t>Puzzle</w:t>
-            </w:r>
-            <w:proofErr w:type="spellEnd"/>
+            <w:r>
+              <w:rPr>
+                <w:rFonts w:ascii="Times New Roman" w:eastAsia="Times New Roman" w:hAnsi="Times New Roman" w:cs="Times New Roman"/>
+                <w:sz w:val="24"/>
+                <w:szCs w:val="24"/>
+              </w:rPr>
+              <w:t>Watermelon Game Physics Puzzle</w:t>
+            </w:r>
             <w:r>
               <w:rPr>
                 <w:rFonts w:ascii="Times New Roman" w:eastAsia="Times New Roman" w:hAnsi="Times New Roman" w:cs="Times New Roman"/>
@@ -4304,7 +3870,6 @@
               <w:tabs>
                 <w:tab w:val="left" w:pos="1170"/>
               </w:tabs>
-              <w:spacing w:line="360" w:lineRule="auto"/>
               <w:jc w:val="center"/>
               <w:rPr>
                 <w:rFonts w:ascii="Times New Roman" w:eastAsia="Times New Roman" w:hAnsi="Times New Roman" w:cs="Times New Roman"/>
@@ -4326,7 +3891,6 @@
               <w:tabs>
                 <w:tab w:val="left" w:pos="1170"/>
               </w:tabs>
-              <w:spacing w:line="360" w:lineRule="auto"/>
               <w:jc w:val="center"/>
               <w:rPr>
                 <w:rFonts w:ascii="Times New Roman" w:eastAsia="Times New Roman" w:hAnsi="Times New Roman" w:cs="Times New Roman"/>
@@ -4334,10 +3898,10 @@
                 <w:szCs w:val="24"/>
               </w:rPr>
             </w:pPr>
-            <w:hyperlink r:id="rId49" w:history="1">
+            <w:hyperlink r:id="rId48" w:history="1">
               <w:r>
                 <w:rPr>
-                  <w:rStyle w:val="a6"/>
+                  <w:rStyle w:val="Hyperlink"/>
                   <w:rFonts w:ascii="Times New Roman" w:eastAsia="Times New Roman" w:hAnsi="Times New Roman" w:cs="Times New Roman"/>
                   <w:sz w:val="24"/>
                   <w:szCs w:val="24"/>
@@ -4364,34 +3928,14 @@
                 <w:szCs w:val="24"/>
               </w:rPr>
             </w:pPr>
-            <w:proofErr w:type="spellStart"/>
-            <w:r>
-              <w:rPr>
-                <w:rFonts w:ascii="Times New Roman" w:eastAsia="Times New Roman" w:hAnsi="Times New Roman" w:cs="Times New Roman"/>
-                <w:sz w:val="24"/>
-                <w:szCs w:val="24"/>
-              </w:rPr>
-              <w:t>Sliding</w:t>
-            </w:r>
-            <w:proofErr w:type="spellEnd"/>
-            <w:r>
-              <w:rPr>
-                <w:rFonts w:ascii="Times New Roman" w:eastAsia="Times New Roman" w:hAnsi="Times New Roman" w:cs="Times New Roman"/>
-                <w:sz w:val="24"/>
-                <w:szCs w:val="24"/>
-              </w:rPr>
-              <w:t xml:space="preserve"> </w:t>
-            </w:r>
-            <w:proofErr w:type="spellStart"/>
-            <w:r>
-              <w:rPr>
-                <w:rFonts w:ascii="Times New Roman" w:eastAsia="Times New Roman" w:hAnsi="Times New Roman" w:cs="Times New Roman"/>
-                <w:sz w:val="24"/>
-                <w:szCs w:val="24"/>
-              </w:rPr>
-              <w:t>Puzzle</w:t>
-            </w:r>
-            <w:proofErr w:type="spellEnd"/>
+            <w:r>
+              <w:rPr>
+                <w:rFonts w:ascii="Times New Roman" w:eastAsia="Times New Roman" w:hAnsi="Times New Roman" w:cs="Times New Roman"/>
+                <w:sz w:val="24"/>
+                <w:szCs w:val="24"/>
+              </w:rPr>
+              <w:t>Tetris</w:t>
+            </w:r>
           </w:p>
           <w:p>
             <w:pPr>
@@ -4406,31 +3950,17 @@
                 <w:szCs w:val="24"/>
               </w:rPr>
             </w:pPr>
-            <w:hyperlink r:id="rId50" w:history="1">
+            <w:hyperlink r:id="rId49" w:history="1">
               <w:r>
                 <w:rPr>
-                  <w:rStyle w:val="a6"/>
+                  <w:rStyle w:val="Hyperlink"/>
                   <w:rFonts w:ascii="Times New Roman" w:eastAsia="Times New Roman" w:hAnsi="Times New Roman" w:cs="Times New Roman"/>
                   <w:sz w:val="24"/>
                   <w:szCs w:val="24"/>
                 </w:rPr>
-                <w:t>https://scratch.mit.edu/projects/782713825/</w:t>
+                <w:t>https://scratch.mit.edu/projects/469540467/</w:t>
               </w:r>
             </w:hyperlink>
-          </w:p>
-          <w:p>
-            <w:pPr>
-              <w:tabs>
-                <w:tab w:val="left" w:pos="1170"/>
-              </w:tabs>
-              <w:spacing w:line="360" w:lineRule="auto"/>
-              <w:jc w:val="center"/>
-              <w:rPr>
-                <w:rFonts w:ascii="Times New Roman" w:eastAsia="Times New Roman" w:hAnsi="Times New Roman" w:cs="Times New Roman"/>
-                <w:sz w:val="24"/>
-                <w:szCs w:val="24"/>
-              </w:rPr>
-            </w:pPr>
           </w:p>
         </w:tc>
       </w:tr>
@@ -4456,10 +3986,10 @@
             </w:pPr>
             <w:r>
               <w:object w:dxaOrig="5895" w:dyaOrig="5805" w14:anchorId="0BAB7F80">
-                <v:shape id="_x0000_i1130" type="#_x0000_t75" style="width:135pt;height:132.75pt" o:ole="">
-                  <v:imagedata r:id="rId51" o:title=""/>
+                <v:shape id="_x0000_i1037" type="#_x0000_t75" style="width:134.8pt;height:132.3pt" o:ole="">
+                  <v:imagedata r:id="rId50" o:title=""/>
                 </v:shape>
-                <o:OLEObject Type="Embed" ProgID="PBrush" ShapeID="_x0000_i1130" DrawAspect="Content" ObjectID="_1835883602" r:id="rId52"/>
+                <o:OLEObject Type="Embed" ProgID="PBrush" ShapeID="_x0000_i1037" DrawAspect="Content" ObjectID="_1835891859" r:id="rId51"/>
               </w:object>
             </w:r>
           </w:p>
@@ -4481,6 +4011,48 @@
                 <w:szCs w:val="24"/>
               </w:rPr>
             </w:pPr>
+            <w:r>
+              <w:rPr>
+                <w:rFonts w:ascii="Times New Roman" w:eastAsia="Times New Roman" w:hAnsi="Times New Roman" w:cs="Times New Roman"/>
+                <w:sz w:val="24"/>
+                <w:szCs w:val="24"/>
+              </w:rPr>
+              <w:drawing>
+                <wp:inline distT="0" distB="0" distL="0" distR="0" wp14:anchorId="6F62623C" wp14:editId="5FCB8030">
+                  <wp:extent cx="2465490" cy="1892596"/>
+                  <wp:effectExtent l="0" t="0" r="0" b="0"/>
+                  <wp:docPr id="3" name="Picture 3"/>
+                  <wp:cNvGraphicFramePr>
+                    <a:graphicFrameLocks xmlns:a="http://schemas.openxmlformats.org/drawingml/2006/main" noChangeAspect="1"/>
+                  </wp:cNvGraphicFramePr>
+                  <a:graphic xmlns:a="http://schemas.openxmlformats.org/drawingml/2006/main">
+                    <a:graphicData uri="http://schemas.openxmlformats.org/drawingml/2006/picture">
+                      <pic:pic xmlns:pic="http://schemas.openxmlformats.org/drawingml/2006/picture">
+                        <pic:nvPicPr>
+                          <pic:cNvPr id="1" name=""/>
+                          <pic:cNvPicPr/>
+                        </pic:nvPicPr>
+                        <pic:blipFill>
+                          <a:blip r:embed="rId52"/>
+                          <a:stretch>
+                            <a:fillRect/>
+                          </a:stretch>
+                        </pic:blipFill>
+                        <pic:spPr>
+                          <a:xfrm>
+                            <a:off x="0" y="0"/>
+                            <a:ext cx="2533489" cy="1944794"/>
+                          </a:xfrm>
+                          <a:prstGeom prst="rect">
+                            <a:avLst/>
+                          </a:prstGeom>
+                        </pic:spPr>
+                      </pic:pic>
+                    </a:graphicData>
+                  </a:graphic>
+                </wp:inline>
+              </w:drawing>
+            </w:r>
           </w:p>
         </w:tc>
       </w:tr>
@@ -4505,7 +4077,7 @@
             <w:hyperlink r:id="rId53" w:history="1">
               <w:r>
                 <w:rPr>
-                  <w:rStyle w:val="a6"/>
+                  <w:rStyle w:val="Hyperlink"/>
                   <w:rFonts w:ascii="Times New Roman" w:eastAsia="Times New Roman" w:hAnsi="Times New Roman" w:cs="Times New Roman"/>
                   <w:sz w:val="24"/>
                   <w:szCs w:val="24"/>
@@ -4532,6 +4104,17 @@
                 <w:szCs w:val="24"/>
               </w:rPr>
             </w:pPr>
+            <w:hyperlink r:id="rId54" w:history="1">
+              <w:r>
+                <w:rPr>
+                  <w:rStyle w:val="Hyperlink"/>
+                  <w:rFonts w:ascii="Times New Roman" w:eastAsia="Times New Roman" w:hAnsi="Times New Roman" w:cs="Times New Roman"/>
+                  <w:sz w:val="24"/>
+                  <w:szCs w:val="24"/>
+                </w:rPr>
+                <w:t>https://scratch.mit.edu/projects/15144826/</w:t>
+              </w:r>
+            </w:hyperlink>
           </w:p>
         </w:tc>
       </w:tr>
@@ -4569,7 +4152,6 @@
           <w:sz w:val="24"/>
           <w:szCs w:val="24"/>
         </w:rPr>
-        <w:lastRenderedPageBreak/>
         <w:br w:type="page"/>
       </w:r>
     </w:p>
@@ -4601,7 +4183,6 @@
         <w:lastRenderedPageBreak/>
         <w:t>П</w:t>
       </w:r>
-      <w:proofErr w:type="spellStart"/>
       <w:r>
         <w:rPr>
           <w:rFonts w:ascii="Times New Roman" w:eastAsia="Times New Roman" w:hAnsi="Times New Roman" w:cs="Times New Roman"/>
@@ -4610,9 +4191,8 @@
           <w:sz w:val="24"/>
           <w:szCs w:val="24"/>
         </w:rPr>
-        <w:t>риклади</w:t>
-      </w:r>
-      <w:proofErr w:type="spellEnd"/>
+        <w:t>риклади ігор у жанрі «</w:t>
+      </w:r>
       <w:r>
         <w:rPr>
           <w:rFonts w:ascii="Times New Roman" w:eastAsia="Times New Roman" w:hAnsi="Times New Roman" w:cs="Times New Roman"/>
@@ -4620,8 +4200,9 @@
           <w:bCs/>
           <w:sz w:val="24"/>
           <w:szCs w:val="24"/>
-        </w:rPr>
-        <w:t xml:space="preserve"> ігор у жанрі «</w:t>
+          <w:lang w:val="ru-RU"/>
+        </w:rPr>
+        <w:t>Лог</w:t>
       </w:r>
       <w:r>
         <w:rPr>
@@ -4630,31 +4211,8 @@
           <w:bCs/>
           <w:sz w:val="24"/>
           <w:szCs w:val="24"/>
-          <w:lang w:val="ru-RU"/>
-        </w:rPr>
-        <w:t>Лог</w:t>
-      </w:r>
-      <w:proofErr w:type="spellStart"/>
-      <w:r>
-        <w:rPr>
-          <w:rFonts w:ascii="Times New Roman" w:eastAsia="Times New Roman" w:hAnsi="Times New Roman" w:cs="Times New Roman"/>
-          <w:b/>
-          <w:bCs/>
-          <w:sz w:val="24"/>
-          <w:szCs w:val="24"/>
-        </w:rPr>
-        <w:t>ічні</w:t>
-      </w:r>
-      <w:proofErr w:type="spellEnd"/>
-      <w:r>
-        <w:rPr>
-          <w:rFonts w:ascii="Times New Roman" w:eastAsia="Times New Roman" w:hAnsi="Times New Roman" w:cs="Times New Roman"/>
-          <w:b/>
-          <w:bCs/>
-          <w:sz w:val="24"/>
-          <w:szCs w:val="24"/>
-        </w:rPr>
-        <w:t xml:space="preserve"> задачі</w:t>
+        </w:rPr>
+        <w:t>ічні задачі</w:t>
       </w:r>
       <w:r>
         <w:rPr>
@@ -4684,13 +4242,13 @@
     </w:p>
     <w:tbl>
       <w:tblPr>
-        <w:tblStyle w:val="a5"/>
+        <w:tblStyle w:val="TableGrid"/>
         <w:tblW w:w="0" w:type="auto"/>
         <w:tblLook w:val="04A0" w:firstRow="1" w:lastRow="0" w:firstColumn="1" w:lastColumn="0" w:noHBand="0" w:noVBand="1"/>
       </w:tblPr>
       <w:tblGrid>
-        <w:gridCol w:w="5174"/>
-        <w:gridCol w:w="4505"/>
+        <w:gridCol w:w="5179"/>
+        <w:gridCol w:w="4500"/>
       </w:tblGrid>
       <w:tr>
         <w:tc>
@@ -4707,10 +4265,10 @@
             </w:pPr>
             <w:r>
               <w:object w:dxaOrig="5235" w:dyaOrig="3360" w14:anchorId="5FAB5E1A">
-                <v:shape id="_x0000_i1035" type="#_x0000_t75" style="width:248.25pt;height:159pt" o:ole="">
-                  <v:imagedata r:id="rId54" o:title=""/>
+                <v:shape id="_x0000_i1038" type="#_x0000_t75" style="width:247.8pt;height:159.05pt" o:ole="">
+                  <v:imagedata r:id="rId55" o:title=""/>
                 </v:shape>
-                <o:OLEObject Type="Embed" ProgID="PBrush" ShapeID="_x0000_i1035" DrawAspect="Content" ObjectID="_1835883603" r:id="rId55"/>
+                <o:OLEObject Type="Embed" ProgID="PBrush" ShapeID="_x0000_i1038" DrawAspect="Content" ObjectID="_1835891860" r:id="rId56"/>
               </w:object>
             </w:r>
           </w:p>
@@ -4755,67 +4313,21 @@
                 <w:szCs w:val="24"/>
               </w:rPr>
             </w:pPr>
-            <w:proofErr w:type="spellStart"/>
-            <w:r>
-              <w:rPr>
-                <w:rFonts w:ascii="Times New Roman" w:eastAsia="Times New Roman" w:hAnsi="Times New Roman" w:cs="Times New Roman"/>
-                <w:sz w:val="24"/>
-                <w:szCs w:val="24"/>
-              </w:rPr>
-              <w:t>Angry</w:t>
-            </w:r>
-            <w:proofErr w:type="spellEnd"/>
-            <w:r>
-              <w:rPr>
-                <w:rFonts w:ascii="Times New Roman" w:eastAsia="Times New Roman" w:hAnsi="Times New Roman" w:cs="Times New Roman"/>
-                <w:sz w:val="24"/>
-                <w:szCs w:val="24"/>
-              </w:rPr>
-              <w:t xml:space="preserve"> </w:t>
-            </w:r>
-            <w:proofErr w:type="spellStart"/>
-            <w:r>
-              <w:rPr>
-                <w:rFonts w:ascii="Times New Roman" w:eastAsia="Times New Roman" w:hAnsi="Times New Roman" w:cs="Times New Roman"/>
-                <w:sz w:val="24"/>
-                <w:szCs w:val="24"/>
-              </w:rPr>
-              <w:t>birds</w:t>
-            </w:r>
-            <w:proofErr w:type="spellEnd"/>
-            <w:r>
-              <w:rPr>
-                <w:rFonts w:ascii="Times New Roman" w:eastAsia="Times New Roman" w:hAnsi="Times New Roman" w:cs="Times New Roman"/>
-                <w:sz w:val="24"/>
-                <w:szCs w:val="24"/>
-              </w:rPr>
-              <w:t>! V1.3</w:t>
-            </w:r>
-            <w:r>
-              <w:rPr>
-                <w:rFonts w:ascii="Times New Roman" w:eastAsia="Times New Roman" w:hAnsi="Times New Roman" w:cs="Times New Roman"/>
-                <w:sz w:val="24"/>
-                <w:szCs w:val="24"/>
-              </w:rPr>
-              <w:t xml:space="preserve">, клавіши миші або </w:t>
-            </w:r>
-            <w:proofErr w:type="spellStart"/>
-            <w:r>
-              <w:rPr>
-                <w:rFonts w:ascii="Times New Roman" w:eastAsia="Times New Roman" w:hAnsi="Times New Roman" w:cs="Times New Roman"/>
-                <w:sz w:val="24"/>
-                <w:szCs w:val="24"/>
-              </w:rPr>
-              <w:t>клавиші</w:t>
-            </w:r>
-            <w:proofErr w:type="spellEnd"/>
-            <w:r>
-              <w:rPr>
-                <w:rFonts w:ascii="Times New Roman" w:eastAsia="Times New Roman" w:hAnsi="Times New Roman" w:cs="Times New Roman"/>
-                <w:sz w:val="24"/>
-                <w:szCs w:val="24"/>
-              </w:rPr>
-              <w:t xml:space="preserve"> </w:t>
+            <w:r>
+              <w:rPr>
+                <w:rFonts w:ascii="Times New Roman" w:eastAsia="Times New Roman" w:hAnsi="Times New Roman" w:cs="Times New Roman"/>
+                <w:sz w:val="24"/>
+                <w:szCs w:val="24"/>
+              </w:rPr>
+              <w:t>Angry birds! V1.3</w:t>
+            </w:r>
+            <w:r>
+              <w:rPr>
+                <w:rFonts w:ascii="Times New Roman" w:eastAsia="Times New Roman" w:hAnsi="Times New Roman" w:cs="Times New Roman"/>
+                <w:sz w:val="24"/>
+                <w:szCs w:val="24"/>
+              </w:rPr>
+              <w:t xml:space="preserve">, клавіши миші або клавиші </w:t>
             </w:r>
             <w:r>
               <w:rPr>
@@ -4930,10 +4442,10 @@
               <w:spacing w:line="360" w:lineRule="auto"/>
               <w:jc w:val="center"/>
             </w:pPr>
-            <w:hyperlink r:id="rId56" w:history="1">
+            <w:hyperlink r:id="rId57" w:history="1">
               <w:r>
                 <w:rPr>
-                  <w:rStyle w:val="a6"/>
+                  <w:rStyle w:val="Hyperlink"/>
                   <w:rFonts w:ascii="Times New Roman" w:eastAsia="Times New Roman" w:hAnsi="Times New Roman" w:cs="Times New Roman"/>
                   <w:sz w:val="24"/>
                   <w:szCs w:val="24"/>
@@ -5020,27 +4532,7 @@
           <w:sz w:val="24"/>
           <w:szCs w:val="24"/>
         </w:rPr>
-        <w:t xml:space="preserve"> «</w:t>
-      </w:r>
-      <w:proofErr w:type="spellStart"/>
-      <w:r>
-        <w:rPr>
-          <w:rFonts w:ascii="Times New Roman" w:eastAsia="Times New Roman" w:hAnsi="Times New Roman" w:cs="Times New Roman"/>
-          <w:b/>
-          <w:sz w:val="24"/>
-          <w:szCs w:val="24"/>
-        </w:rPr>
-        <w:t>Файтінг</w:t>
-      </w:r>
-      <w:proofErr w:type="spellEnd"/>
-      <w:r>
-        <w:rPr>
-          <w:rFonts w:ascii="Times New Roman" w:eastAsia="Times New Roman" w:hAnsi="Times New Roman" w:cs="Times New Roman"/>
-          <w:b/>
-          <w:sz w:val="24"/>
-          <w:szCs w:val="24"/>
-        </w:rPr>
-        <w:t>»</w:t>
+        <w:t xml:space="preserve"> «Файтінг»</w:t>
       </w:r>
       <w:r>
         <w:rPr>
@@ -5055,13 +4547,13 @@
     </w:p>
     <w:tbl>
       <w:tblPr>
-        <w:tblStyle w:val="a5"/>
+        <w:tblStyle w:val="TableGrid"/>
         <w:tblW w:w="0" w:type="auto"/>
         <w:tblLook w:val="04A0" w:firstRow="1" w:lastRow="0" w:firstColumn="1" w:lastColumn="0" w:noHBand="0" w:noVBand="1"/>
       </w:tblPr>
       <w:tblGrid>
-        <w:gridCol w:w="5078"/>
-        <w:gridCol w:w="4601"/>
+        <w:gridCol w:w="5074"/>
+        <w:gridCol w:w="4605"/>
       </w:tblGrid>
       <w:tr>
         <w:tc>
@@ -5078,10 +4570,10 @@
             </w:pPr>
             <w:r>
               <w:object w:dxaOrig="7110" w:dyaOrig="4455" w14:anchorId="24E3318C">
-                <v:shape id="_x0000_i1036" type="#_x0000_t75" style="width:246.75pt;height:155.25pt" o:ole="">
-                  <v:imagedata r:id="rId57" o:title=""/>
+                <v:shape id="_x0000_i1039" type="#_x0000_t75" style="width:247pt;height:154.9pt" o:ole="">
+                  <v:imagedata r:id="rId58" o:title=""/>
                 </v:shape>
-                <o:OLEObject Type="Embed" ProgID="PBrush" ShapeID="_x0000_i1036" DrawAspect="Content" ObjectID="_1835883604" r:id="rId58"/>
+                <o:OLEObject Type="Embed" ProgID="PBrush" ShapeID="_x0000_i1039" DrawAspect="Content" ObjectID="_1835891861" r:id="rId59"/>
               </w:object>
             </w:r>
           </w:p>
@@ -5107,10 +4599,10 @@
             </w:pPr>
             <w:r>
               <w:object w:dxaOrig="5250" w:dyaOrig="3735" w14:anchorId="3AF07EB5">
-                <v:shape id="_x0000_i1037" type="#_x0000_t75" style="width:222.75pt;height:159pt" o:ole="">
-                  <v:imagedata r:id="rId59" o:title=""/>
+                <v:shape id="_x0000_i1040" type="#_x0000_t75" style="width:222.7pt;height:159.05pt" o:ole="">
+                  <v:imagedata r:id="rId60" o:title=""/>
                 </v:shape>
-                <o:OLEObject Type="Embed" ProgID="PBrush" ShapeID="_x0000_i1037" DrawAspect="Content" ObjectID="_1835883605" r:id="rId60"/>
+                <o:OLEObject Type="Embed" ProgID="PBrush" ShapeID="_x0000_i1040" DrawAspect="Content" ObjectID="_1835891862" r:id="rId61"/>
               </w:object>
             </w:r>
           </w:p>
@@ -5134,70 +4626,14 @@
                 <w:szCs w:val="24"/>
               </w:rPr>
             </w:pPr>
-            <w:proofErr w:type="spellStart"/>
-            <w:r>
-              <w:rPr>
-                <w:rFonts w:ascii="Times New Roman" w:eastAsia="Times New Roman" w:hAnsi="Times New Roman" w:cs="Times New Roman"/>
-                <w:sz w:val="24"/>
-                <w:szCs w:val="24"/>
-              </w:rPr>
-              <w:t>Combo</w:t>
-            </w:r>
-            <w:proofErr w:type="spellEnd"/>
-            <w:r>
-              <w:rPr>
-                <w:rFonts w:ascii="Times New Roman" w:eastAsia="Times New Roman" w:hAnsi="Times New Roman" w:cs="Times New Roman"/>
-                <w:sz w:val="24"/>
-                <w:szCs w:val="24"/>
-              </w:rPr>
-              <w:t xml:space="preserve"> </w:t>
-            </w:r>
-            <w:proofErr w:type="spellStart"/>
-            <w:r>
-              <w:rPr>
-                <w:rFonts w:ascii="Times New Roman" w:eastAsia="Times New Roman" w:hAnsi="Times New Roman" w:cs="Times New Roman"/>
-                <w:sz w:val="24"/>
-                <w:szCs w:val="24"/>
-              </w:rPr>
-              <w:t>Breaker</w:t>
-            </w:r>
-            <w:proofErr w:type="spellEnd"/>
-            <w:r>
-              <w:rPr>
-                <w:rFonts w:ascii="Times New Roman" w:eastAsia="Times New Roman" w:hAnsi="Times New Roman" w:cs="Times New Roman"/>
-                <w:sz w:val="24"/>
-                <w:szCs w:val="24"/>
-              </w:rPr>
-              <w:t xml:space="preserve"> - 2D </w:t>
-            </w:r>
-            <w:proofErr w:type="spellStart"/>
-            <w:r>
-              <w:rPr>
-                <w:rFonts w:ascii="Times New Roman" w:eastAsia="Times New Roman" w:hAnsi="Times New Roman" w:cs="Times New Roman"/>
-                <w:sz w:val="24"/>
-                <w:szCs w:val="24"/>
-              </w:rPr>
-              <w:t>Fighting</w:t>
-            </w:r>
-            <w:proofErr w:type="spellEnd"/>
-            <w:r>
-              <w:rPr>
-                <w:rFonts w:ascii="Times New Roman" w:eastAsia="Times New Roman" w:hAnsi="Times New Roman" w:cs="Times New Roman"/>
-                <w:sz w:val="24"/>
-                <w:szCs w:val="24"/>
-              </w:rPr>
-              <w:t xml:space="preserve"> </w:t>
-            </w:r>
-            <w:proofErr w:type="spellStart"/>
-            <w:r>
-              <w:rPr>
-                <w:rFonts w:ascii="Times New Roman" w:eastAsia="Times New Roman" w:hAnsi="Times New Roman" w:cs="Times New Roman"/>
-                <w:sz w:val="24"/>
-                <w:szCs w:val="24"/>
-              </w:rPr>
-              <w:t>Engine</w:t>
-            </w:r>
-            <w:proofErr w:type="spellEnd"/>
+            <w:r>
+              <w:rPr>
+                <w:rFonts w:ascii="Times New Roman" w:eastAsia="Times New Roman" w:hAnsi="Times New Roman" w:cs="Times New Roman"/>
+                <w:sz w:val="24"/>
+                <w:szCs w:val="24"/>
+              </w:rPr>
+              <w:t>Combo Breaker - 2D Fighting Engine</w:t>
+            </w:r>
           </w:p>
           <w:p>
             <w:pPr>
@@ -5207,10 +4643,10 @@
               <w:spacing w:line="360" w:lineRule="auto"/>
               <w:jc w:val="center"/>
             </w:pPr>
-            <w:hyperlink r:id="rId61" w:history="1">
+            <w:hyperlink r:id="rId62" w:history="1">
               <w:r>
                 <w:rPr>
-                  <w:rStyle w:val="a6"/>
+                  <w:rStyle w:val="Hyperlink"/>
                   <w:rFonts w:ascii="Times New Roman" w:eastAsia="Times New Roman" w:hAnsi="Times New Roman" w:cs="Times New Roman"/>
                   <w:sz w:val="24"/>
                   <w:szCs w:val="24"/>
@@ -5237,70 +4673,14 @@
                 <w:szCs w:val="24"/>
               </w:rPr>
             </w:pPr>
-            <w:proofErr w:type="spellStart"/>
-            <w:r>
-              <w:rPr>
-                <w:rFonts w:ascii="Times New Roman" w:eastAsia="Times New Roman" w:hAnsi="Times New Roman" w:cs="Times New Roman"/>
-                <w:sz w:val="24"/>
-                <w:szCs w:val="24"/>
-              </w:rPr>
-              <w:t>Fighting</w:t>
-            </w:r>
-            <w:proofErr w:type="spellEnd"/>
-            <w:r>
-              <w:rPr>
-                <w:rFonts w:ascii="Times New Roman" w:eastAsia="Times New Roman" w:hAnsi="Times New Roman" w:cs="Times New Roman"/>
-                <w:sz w:val="24"/>
-                <w:szCs w:val="24"/>
-              </w:rPr>
-              <w:t xml:space="preserve"> </w:t>
-            </w:r>
-            <w:proofErr w:type="spellStart"/>
-            <w:r>
-              <w:rPr>
-                <w:rFonts w:ascii="Times New Roman" w:eastAsia="Times New Roman" w:hAnsi="Times New Roman" w:cs="Times New Roman"/>
-                <w:sz w:val="24"/>
-                <w:szCs w:val="24"/>
-              </w:rPr>
-              <w:t>Engine</w:t>
-            </w:r>
-            <w:proofErr w:type="spellEnd"/>
-            <w:r>
-              <w:rPr>
-                <w:rFonts w:ascii="Times New Roman" w:eastAsia="Times New Roman" w:hAnsi="Times New Roman" w:cs="Times New Roman"/>
-                <w:sz w:val="24"/>
-                <w:szCs w:val="24"/>
-              </w:rPr>
-              <w:t xml:space="preserve"> </w:t>
-            </w:r>
-            <w:proofErr w:type="spellStart"/>
-            <w:r>
-              <w:rPr>
-                <w:rFonts w:ascii="Times New Roman" w:eastAsia="Times New Roman" w:hAnsi="Times New Roman" w:cs="Times New Roman"/>
-                <w:sz w:val="24"/>
-                <w:szCs w:val="24"/>
-              </w:rPr>
-              <w:t>batman</w:t>
-            </w:r>
-            <w:proofErr w:type="spellEnd"/>
-            <w:r>
-              <w:rPr>
-                <w:rFonts w:ascii="Times New Roman" w:eastAsia="Times New Roman" w:hAnsi="Times New Roman" w:cs="Times New Roman"/>
-                <w:sz w:val="24"/>
-                <w:szCs w:val="24"/>
-              </w:rPr>
-              <w:t xml:space="preserve"> </w:t>
-            </w:r>
-            <w:proofErr w:type="spellStart"/>
-            <w:r>
-              <w:rPr>
-                <w:rFonts w:ascii="Times New Roman" w:eastAsia="Times New Roman" w:hAnsi="Times New Roman" w:cs="Times New Roman"/>
-                <w:sz w:val="24"/>
-                <w:szCs w:val="24"/>
-              </w:rPr>
-              <w:t>mod</w:t>
-            </w:r>
-            <w:proofErr w:type="spellEnd"/>
+            <w:r>
+              <w:rPr>
+                <w:rFonts w:ascii="Times New Roman" w:eastAsia="Times New Roman" w:hAnsi="Times New Roman" w:cs="Times New Roman"/>
+                <w:sz w:val="24"/>
+                <w:szCs w:val="24"/>
+              </w:rPr>
+              <w:t>Fighting Engine batman mod</w:t>
+            </w:r>
           </w:p>
           <w:p>
             <w:pPr>
@@ -5315,10 +4695,10 @@
                 <w:szCs w:val="24"/>
               </w:rPr>
             </w:pPr>
-            <w:hyperlink r:id="rId62" w:history="1">
+            <w:hyperlink r:id="rId63" w:history="1">
               <w:r>
                 <w:rPr>
-                  <w:rStyle w:val="a6"/>
+                  <w:rStyle w:val="Hyperlink"/>
                   <w:rFonts w:ascii="Times New Roman" w:eastAsia="Times New Roman" w:hAnsi="Times New Roman" w:cs="Times New Roman"/>
                   <w:sz w:val="24"/>
                   <w:szCs w:val="24"/>
@@ -5390,7 +4770,7 @@
     </w:p>
     <w:tbl>
       <w:tblPr>
-        <w:tblStyle w:val="a5"/>
+        <w:tblStyle w:val="TableGrid"/>
         <w:tblW w:w="0" w:type="auto"/>
         <w:tblLook w:val="04A0" w:firstRow="1" w:lastRow="0" w:firstColumn="1" w:lastColumn="0" w:noHBand="0" w:noVBand="1"/>
       </w:tblPr>
@@ -5418,10 +4798,10 @@
             </w:pPr>
             <w:r>
               <w:object w:dxaOrig="6930" w:dyaOrig="4035" w14:anchorId="3739BE18">
-                <v:shape id="_x0000_i1038" type="#_x0000_t75" style="width:228pt;height:133.5pt" o:ole="">
-                  <v:imagedata r:id="rId63" o:title=""/>
+                <v:shape id="_x0000_i1041" type="#_x0000_t75" style="width:227.7pt;height:133.95pt" o:ole="">
+                  <v:imagedata r:id="rId64" o:title=""/>
                 </v:shape>
-                <o:OLEObject Type="Embed" ProgID="PBrush" ShapeID="_x0000_i1038" DrawAspect="Content" ObjectID="_1835883606" r:id="rId64"/>
+                <o:OLEObject Type="Embed" ProgID="PBrush" ShapeID="_x0000_i1041" DrawAspect="Content" ObjectID="_1835891863" r:id="rId65"/>
               </w:object>
             </w:r>
           </w:p>
@@ -5445,10 +4825,10 @@
             </w:pPr>
             <w:r>
               <w:object w:dxaOrig="7155" w:dyaOrig="4815" w14:anchorId="3D3E7E7A">
-                <v:shape id="_x0000_i1039" type="#_x0000_t75" style="width:204pt;height:136.5pt" o:ole="">
-                  <v:imagedata r:id="rId65" o:title=""/>
+                <v:shape id="_x0000_i1042" type="#_x0000_t75" style="width:204.3pt;height:136.45pt" o:ole="">
+                  <v:imagedata r:id="rId66" o:title=""/>
                 </v:shape>
-                <o:OLEObject Type="Embed" ProgID="PBrush" ShapeID="_x0000_i1039" DrawAspect="Content" ObjectID="_1835883607" r:id="rId66"/>
+                <o:OLEObject Type="Embed" ProgID="PBrush" ShapeID="_x0000_i1042" DrawAspect="Content" ObjectID="_1835891864" r:id="rId67"/>
               </w:object>
             </w:r>
           </w:p>
@@ -5506,7 +4886,56 @@
                 <w:sz w:val="24"/>
                 <w:szCs w:val="24"/>
               </w:rPr>
-              <w:t xml:space="preserve">, клавіши </w:t>
+              <w:t>, клавіши стрілочек вліво</w:t>
+            </w:r>
+            <w:r>
+              <w:rPr>
+                <w:rFonts w:ascii="Times New Roman" w:eastAsia="Times New Roman" w:hAnsi="Times New Roman" w:cs="Times New Roman"/>
+                <w:sz w:val="24"/>
+                <w:szCs w:val="24"/>
+              </w:rPr>
+              <w:t>/</w:t>
+            </w:r>
+            <w:r>
+              <w:rPr>
+                <w:rFonts w:ascii="Times New Roman" w:eastAsia="Times New Roman" w:hAnsi="Times New Roman" w:cs="Times New Roman"/>
+                <w:sz w:val="24"/>
+                <w:szCs w:val="24"/>
+              </w:rPr>
+              <w:t xml:space="preserve">вправо – </w:t>
+            </w:r>
+            <w:r>
+              <w:rPr>
+                <w:rFonts w:ascii="Times New Roman" w:eastAsia="Times New Roman" w:hAnsi="Times New Roman" w:cs="Times New Roman"/>
+                <w:sz w:val="24"/>
+                <w:szCs w:val="24"/>
+              </w:rPr>
+              <w:t xml:space="preserve">для </w:t>
+            </w:r>
+            <w:r>
+              <w:rPr>
+                <w:rFonts w:ascii="Times New Roman" w:eastAsia="Times New Roman" w:hAnsi="Times New Roman" w:cs="Times New Roman"/>
+                <w:sz w:val="24"/>
+                <w:szCs w:val="24"/>
+              </w:rPr>
+              <w:t>поворотів, клавіши стрілочек вперед</w:t>
+            </w:r>
+            <w:r>
+              <w:rPr>
+                <w:rFonts w:ascii="Times New Roman" w:eastAsia="Times New Roman" w:hAnsi="Times New Roman" w:cs="Times New Roman"/>
+                <w:sz w:val="24"/>
+                <w:szCs w:val="24"/>
+              </w:rPr>
+              <w:t xml:space="preserve">/назад – </w:t>
+            </w:r>
+            <w:r>
+              <w:rPr>
+                <w:rFonts w:ascii="Times New Roman" w:eastAsia="Times New Roman" w:hAnsi="Times New Roman" w:cs="Times New Roman"/>
+                <w:sz w:val="24"/>
+                <w:szCs w:val="24"/>
+                <w:lang w:val="ru-RU"/>
+              </w:rPr>
+              <w:t xml:space="preserve">для </w:t>
             </w:r>
             <w:proofErr w:type="spellStart"/>
             <w:r>
@@ -5514,8 +4943,9 @@
                 <w:rFonts w:ascii="Times New Roman" w:eastAsia="Times New Roman" w:hAnsi="Times New Roman" w:cs="Times New Roman"/>
                 <w:sz w:val="24"/>
                 <w:szCs w:val="24"/>
-              </w:rPr>
-              <w:t>стрілочек</w:t>
+                <w:lang w:val="ru-RU"/>
+              </w:rPr>
+              <w:t>прискорення</w:t>
             </w:r>
             <w:proofErr w:type="spellEnd"/>
             <w:r>
@@ -5523,14 +4953,7 @@
                 <w:rFonts w:ascii="Times New Roman" w:eastAsia="Times New Roman" w:hAnsi="Times New Roman" w:cs="Times New Roman"/>
                 <w:sz w:val="24"/>
                 <w:szCs w:val="24"/>
-              </w:rPr>
-              <w:t xml:space="preserve"> вліво</w:t>
-            </w:r>
-            <w:r>
-              <w:rPr>
-                <w:rFonts w:ascii="Times New Roman" w:eastAsia="Times New Roman" w:hAnsi="Times New Roman" w:cs="Times New Roman"/>
-                <w:sz w:val="24"/>
-                <w:szCs w:val="24"/>
+                <w:lang w:val="ru-RU"/>
               </w:rPr>
               <w:t>/</w:t>
             </w:r>
@@ -5540,49 +4963,7 @@
                 <w:sz w:val="24"/>
                 <w:szCs w:val="24"/>
               </w:rPr>
-              <w:t xml:space="preserve">вправо – </w:t>
-            </w:r>
-            <w:r>
-              <w:rPr>
-                <w:rFonts w:ascii="Times New Roman" w:eastAsia="Times New Roman" w:hAnsi="Times New Roman" w:cs="Times New Roman"/>
-                <w:sz w:val="24"/>
-                <w:szCs w:val="24"/>
-              </w:rPr>
-              <w:t xml:space="preserve">для </w:t>
-            </w:r>
-            <w:r>
-              <w:rPr>
-                <w:rFonts w:ascii="Times New Roman" w:eastAsia="Times New Roman" w:hAnsi="Times New Roman" w:cs="Times New Roman"/>
-                <w:sz w:val="24"/>
-                <w:szCs w:val="24"/>
-              </w:rPr>
-              <w:t xml:space="preserve">поворотів, клавіши </w:t>
-            </w:r>
-            <w:proofErr w:type="spellStart"/>
-            <w:r>
-              <w:rPr>
-                <w:rFonts w:ascii="Times New Roman" w:eastAsia="Times New Roman" w:hAnsi="Times New Roman" w:cs="Times New Roman"/>
-                <w:sz w:val="24"/>
-                <w:szCs w:val="24"/>
-              </w:rPr>
-              <w:t>стрілочек</w:t>
-            </w:r>
-            <w:proofErr w:type="spellEnd"/>
-            <w:r>
-              <w:rPr>
-                <w:rFonts w:ascii="Times New Roman" w:eastAsia="Times New Roman" w:hAnsi="Times New Roman" w:cs="Times New Roman"/>
-                <w:sz w:val="24"/>
-                <w:szCs w:val="24"/>
-              </w:rPr>
-              <w:t xml:space="preserve"> вперед</w:t>
-            </w:r>
-            <w:r>
-              <w:rPr>
-                <w:rFonts w:ascii="Times New Roman" w:eastAsia="Times New Roman" w:hAnsi="Times New Roman" w:cs="Times New Roman"/>
-                <w:sz w:val="24"/>
-                <w:szCs w:val="24"/>
-              </w:rPr>
-              <w:t xml:space="preserve">/назад – </w:t>
+              <w:t>гальмування</w:t>
             </w:r>
             <w:r>
               <w:rPr>
@@ -5591,49 +4972,12 @@
                 <w:szCs w:val="24"/>
                 <w:lang w:val="ru-RU"/>
               </w:rPr>
-              <w:t xml:space="preserve">для </w:t>
-            </w:r>
-            <w:proofErr w:type="spellStart"/>
-            <w:r>
-              <w:rPr>
-                <w:rFonts w:ascii="Times New Roman" w:eastAsia="Times New Roman" w:hAnsi="Times New Roman" w:cs="Times New Roman"/>
-                <w:sz w:val="24"/>
-                <w:szCs w:val="24"/>
-                <w:lang w:val="ru-RU"/>
-              </w:rPr>
-              <w:t>прискорення</w:t>
-            </w:r>
-            <w:proofErr w:type="spellEnd"/>
-            <w:r>
-              <w:rPr>
-                <w:rFonts w:ascii="Times New Roman" w:eastAsia="Times New Roman" w:hAnsi="Times New Roman" w:cs="Times New Roman"/>
-                <w:sz w:val="24"/>
-                <w:szCs w:val="24"/>
-                <w:lang w:val="ru-RU"/>
-              </w:rPr>
-              <w:t>/</w:t>
-            </w:r>
-            <w:r>
-              <w:rPr>
-                <w:rFonts w:ascii="Times New Roman" w:eastAsia="Times New Roman" w:hAnsi="Times New Roman" w:cs="Times New Roman"/>
-                <w:sz w:val="24"/>
-                <w:szCs w:val="24"/>
-              </w:rPr>
-              <w:t>гальмування</w:t>
-            </w:r>
-            <w:r>
-              <w:rPr>
-                <w:rFonts w:ascii="Times New Roman" w:eastAsia="Times New Roman" w:hAnsi="Times New Roman" w:cs="Times New Roman"/>
-                <w:sz w:val="24"/>
-                <w:szCs w:val="24"/>
-                <w:lang w:val="ru-RU"/>
-              </w:rPr>
               <w:t xml:space="preserve"> </w:t>
             </w:r>
-            <w:hyperlink r:id="rId67" w:history="1">
+            <w:hyperlink r:id="rId68" w:history="1">
               <w:r>
                 <w:rPr>
-                  <w:rStyle w:val="a6"/>
+                  <w:rStyle w:val="Hyperlink"/>
                   <w:rFonts w:ascii="Times New Roman" w:eastAsia="Times New Roman" w:hAnsi="Times New Roman" w:cs="Times New Roman"/>
                   <w:sz w:val="24"/>
                   <w:szCs w:val="24"/>
@@ -5749,10 +5093,10 @@
                 <w:lang w:val="ru-RU"/>
               </w:rPr>
             </w:pPr>
-            <w:hyperlink r:id="rId68" w:history="1">
+            <w:hyperlink r:id="rId69" w:history="1">
               <w:r>
                 <w:rPr>
-                  <w:rStyle w:val="a6"/>
+                  <w:rStyle w:val="Hyperlink"/>
                   <w:rFonts w:ascii="Times New Roman" w:eastAsia="Times New Roman" w:hAnsi="Times New Roman" w:cs="Times New Roman"/>
                   <w:sz w:val="24"/>
                   <w:szCs w:val="24"/>
@@ -5762,7 +5106,7 @@
               </w:r>
               <w:r>
                 <w:rPr>
-                  <w:rStyle w:val="a6"/>
+                  <w:rStyle w:val="Hyperlink"/>
                   <w:rFonts w:ascii="Times New Roman" w:eastAsia="Times New Roman" w:hAnsi="Times New Roman" w:cs="Times New Roman"/>
                   <w:sz w:val="24"/>
                   <w:szCs w:val="24"/>
@@ -5771,7 +5115,7 @@
               </w:r>
               <w:r>
                 <w:rPr>
-                  <w:rStyle w:val="a6"/>
+                  <w:rStyle w:val="Hyperlink"/>
                   <w:rFonts w:ascii="Times New Roman" w:eastAsia="Times New Roman" w:hAnsi="Times New Roman" w:cs="Times New Roman"/>
                   <w:sz w:val="24"/>
                   <w:szCs w:val="24"/>
@@ -5781,7 +5125,7 @@
               </w:r>
               <w:r>
                 <w:rPr>
-                  <w:rStyle w:val="a6"/>
+                  <w:rStyle w:val="Hyperlink"/>
                   <w:rFonts w:ascii="Times New Roman" w:eastAsia="Times New Roman" w:hAnsi="Times New Roman" w:cs="Times New Roman"/>
                   <w:sz w:val="24"/>
                   <w:szCs w:val="24"/>
@@ -5791,7 +5135,7 @@
               <w:proofErr w:type="spellStart"/>
               <w:r>
                 <w:rPr>
-                  <w:rStyle w:val="a6"/>
+                  <w:rStyle w:val="Hyperlink"/>
                   <w:rFonts w:ascii="Times New Roman" w:eastAsia="Times New Roman" w:hAnsi="Times New Roman" w:cs="Times New Roman"/>
                   <w:sz w:val="24"/>
                   <w:szCs w:val="24"/>
@@ -5802,7 +5146,7 @@
               <w:proofErr w:type="spellEnd"/>
               <w:r>
                 <w:rPr>
-                  <w:rStyle w:val="a6"/>
+                  <w:rStyle w:val="Hyperlink"/>
                   <w:rFonts w:ascii="Times New Roman" w:eastAsia="Times New Roman" w:hAnsi="Times New Roman" w:cs="Times New Roman"/>
                   <w:sz w:val="24"/>
                   <w:szCs w:val="24"/>
@@ -5812,7 +5156,7 @@
               <w:proofErr w:type="spellStart"/>
               <w:r>
                 <w:rPr>
-                  <w:rStyle w:val="a6"/>
+                  <w:rStyle w:val="Hyperlink"/>
                   <w:rFonts w:ascii="Times New Roman" w:eastAsia="Times New Roman" w:hAnsi="Times New Roman" w:cs="Times New Roman"/>
                   <w:sz w:val="24"/>
                   <w:szCs w:val="24"/>
@@ -5823,7 +5167,7 @@
               <w:proofErr w:type="spellEnd"/>
               <w:r>
                 <w:rPr>
-                  <w:rStyle w:val="a6"/>
+                  <w:rStyle w:val="Hyperlink"/>
                   <w:rFonts w:ascii="Times New Roman" w:eastAsia="Times New Roman" w:hAnsi="Times New Roman" w:cs="Times New Roman"/>
                   <w:sz w:val="24"/>
                   <w:szCs w:val="24"/>
@@ -5832,7 +5176,7 @@
               </w:r>
               <w:r>
                 <w:rPr>
-                  <w:rStyle w:val="a6"/>
+                  <w:rStyle w:val="Hyperlink"/>
                   <w:rFonts w:ascii="Times New Roman" w:eastAsia="Times New Roman" w:hAnsi="Times New Roman" w:cs="Times New Roman"/>
                   <w:sz w:val="24"/>
                   <w:szCs w:val="24"/>
@@ -5842,7 +5186,7 @@
               </w:r>
               <w:r>
                 <w:rPr>
-                  <w:rStyle w:val="a6"/>
+                  <w:rStyle w:val="Hyperlink"/>
                   <w:rFonts w:ascii="Times New Roman" w:eastAsia="Times New Roman" w:hAnsi="Times New Roman" w:cs="Times New Roman"/>
                   <w:sz w:val="24"/>
                   <w:szCs w:val="24"/>
@@ -5875,10 +5219,10 @@
             </w:pPr>
             <w:r>
               <w:object w:dxaOrig="6675" w:dyaOrig="4830" w14:anchorId="2186ED68">
-                <v:shape id="_x0000_i1040" type="#_x0000_t75" style="width:225.75pt;height:162.75pt" o:ole="">
-                  <v:imagedata r:id="rId69" o:title=""/>
+                <v:shape id="_x0000_i1043" type="#_x0000_t75" style="width:225.2pt;height:162.4pt" o:ole="">
+                  <v:imagedata r:id="rId70" o:title=""/>
                 </v:shape>
-                <o:OLEObject Type="Embed" ProgID="PBrush" ShapeID="_x0000_i1040" DrawAspect="Content" ObjectID="_1835883608" r:id="rId70"/>
+                <o:OLEObject Type="Embed" ProgID="PBrush" ShapeID="_x0000_i1043" DrawAspect="Content" ObjectID="_1835891865" r:id="rId71"/>
               </w:object>
             </w:r>
           </w:p>
@@ -5902,10 +5246,10 @@
             </w:pPr>
             <w:r>
               <w:object w:dxaOrig="5835" w:dyaOrig="4035" w14:anchorId="504E7583">
-                <v:shape id="_x0000_i1041" type="#_x0000_t75" style="width:219.75pt;height:153.75pt" o:ole="">
-                  <v:imagedata r:id="rId71" o:title=""/>
+                <v:shape id="_x0000_i1044" type="#_x0000_t75" style="width:219.35pt;height:154.05pt" o:ole="">
+                  <v:imagedata r:id="rId72" o:title=""/>
                 </v:shape>
-                <o:OLEObject Type="Embed" ProgID="PBrush" ShapeID="_x0000_i1041" DrawAspect="Content" ObjectID="_1835883609" r:id="rId72"/>
+                <o:OLEObject Type="Embed" ProgID="PBrush" ShapeID="_x0000_i1044" DrawAspect="Content" ObjectID="_1835891866" r:id="rId73"/>
               </w:object>
             </w:r>
           </w:p>
@@ -5928,34 +5272,14 @@
                 <w:szCs w:val="24"/>
               </w:rPr>
             </w:pPr>
-            <w:proofErr w:type="spellStart"/>
-            <w:r>
-              <w:rPr>
-                <w:rFonts w:ascii="Times New Roman" w:eastAsia="Times New Roman" w:hAnsi="Times New Roman" w:cs="Times New Roman"/>
-                <w:sz w:val="24"/>
-                <w:szCs w:val="24"/>
-              </w:rPr>
-              <w:t>Car</w:t>
-            </w:r>
-            <w:proofErr w:type="spellEnd"/>
-            <w:r>
-              <w:rPr>
-                <w:rFonts w:ascii="Times New Roman" w:eastAsia="Times New Roman" w:hAnsi="Times New Roman" w:cs="Times New Roman"/>
-                <w:sz w:val="24"/>
-                <w:szCs w:val="24"/>
-              </w:rPr>
-              <w:t xml:space="preserve"> </w:t>
-            </w:r>
-            <w:proofErr w:type="spellStart"/>
-            <w:r>
-              <w:rPr>
-                <w:rFonts w:ascii="Times New Roman" w:eastAsia="Times New Roman" w:hAnsi="Times New Roman" w:cs="Times New Roman"/>
-                <w:sz w:val="24"/>
-                <w:szCs w:val="24"/>
-              </w:rPr>
-              <w:t>chase</w:t>
-            </w:r>
-            <w:proofErr w:type="spellEnd"/>
+            <w:r>
+              <w:rPr>
+                <w:rFonts w:ascii="Times New Roman" w:eastAsia="Times New Roman" w:hAnsi="Times New Roman" w:cs="Times New Roman"/>
+                <w:sz w:val="24"/>
+                <w:szCs w:val="24"/>
+              </w:rPr>
+              <w:t>Car chase</w:t>
+            </w:r>
             <w:r>
               <w:rPr>
                 <w:rFonts w:ascii="Times New Roman" w:eastAsia="Times New Roman" w:hAnsi="Times New Roman" w:cs="Times New Roman"/>
@@ -6020,10 +5344,10 @@
               </w:tabs>
               <w:jc w:val="center"/>
             </w:pPr>
-            <w:hyperlink r:id="rId73" w:history="1">
+            <w:hyperlink r:id="rId74" w:history="1">
               <w:r>
                 <w:rPr>
-                  <w:rStyle w:val="a6"/>
+                  <w:rStyle w:val="Hyperlink"/>
                 </w:rPr>
                 <w:t>https://scratch.mit.edu/projects/521507261/</w:t>
               </w:r>
@@ -6052,25 +5376,7 @@
                 <w:sz w:val="24"/>
                 <w:szCs w:val="24"/>
               </w:rPr>
-              <w:t xml:space="preserve">3D </w:t>
-            </w:r>
-            <w:proofErr w:type="spellStart"/>
-            <w:r>
-              <w:rPr>
-                <w:rFonts w:ascii="Times New Roman" w:eastAsia="Times New Roman" w:hAnsi="Times New Roman" w:cs="Times New Roman"/>
-                <w:sz w:val="24"/>
-                <w:szCs w:val="24"/>
-              </w:rPr>
-              <w:t>Plane</w:t>
-            </w:r>
-            <w:proofErr w:type="spellEnd"/>
-            <w:r>
-              <w:rPr>
-                <w:rFonts w:ascii="Times New Roman" w:eastAsia="Times New Roman" w:hAnsi="Times New Roman" w:cs="Times New Roman"/>
-                <w:sz w:val="24"/>
-                <w:szCs w:val="24"/>
-              </w:rPr>
-              <w:t xml:space="preserve"> Game</w:t>
+              <w:t>3D Plane Game</w:t>
             </w:r>
             <w:r>
               <w:rPr>
@@ -6096,10 +5402,10 @@
               </w:rPr>
               <w:t xml:space="preserve"> </w:t>
             </w:r>
-            <w:hyperlink r:id="rId74" w:history="1">
+            <w:hyperlink r:id="rId75" w:history="1">
               <w:r>
                 <w:rPr>
-                  <w:rStyle w:val="a6"/>
+                  <w:rStyle w:val="Hyperlink"/>
                   <w:rFonts w:ascii="Times New Roman" w:eastAsia="Times New Roman" w:hAnsi="Times New Roman" w:cs="Times New Roman"/>
                   <w:sz w:val="24"/>
                   <w:szCs w:val="24"/>
@@ -6242,7 +5548,7 @@
     </w:p>
     <w:tbl>
       <w:tblPr>
-        <w:tblStyle w:val="a5"/>
+        <w:tblStyle w:val="TableGrid"/>
         <w:tblW w:w="0" w:type="auto"/>
         <w:tblLook w:val="04A0" w:firstRow="1" w:lastRow="0" w:firstColumn="1" w:lastColumn="0" w:noHBand="0" w:noVBand="1"/>
       </w:tblPr>
@@ -6278,66 +5584,6 @@
                   <wp:extent cx="2491656" cy="1840731"/>
                   <wp:effectExtent l="0" t="0" r="4445" b="7620"/>
                   <wp:docPr id="70" name="Рисунок 70"/>
-                  <wp:cNvGraphicFramePr>
-                    <a:graphicFrameLocks xmlns:a="http://schemas.openxmlformats.org/drawingml/2006/main" noChangeAspect="1"/>
-                  </wp:cNvGraphicFramePr>
-                  <a:graphic xmlns:a="http://schemas.openxmlformats.org/drawingml/2006/main">
-                    <a:graphicData uri="http://schemas.openxmlformats.org/drawingml/2006/picture">
-                      <pic:pic xmlns:pic="http://schemas.openxmlformats.org/drawingml/2006/picture">
-                        <pic:nvPicPr>
-                          <pic:cNvPr id="1" name=""/>
-                          <pic:cNvPicPr/>
-                        </pic:nvPicPr>
-                        <pic:blipFill>
-                          <a:blip r:embed="rId75"/>
-                          <a:stretch>
-                            <a:fillRect/>
-                          </a:stretch>
-                        </pic:blipFill>
-                        <pic:spPr>
-                          <a:xfrm>
-                            <a:off x="0" y="0"/>
-                            <a:ext cx="2498697" cy="1845932"/>
-                          </a:xfrm>
-                          <a:prstGeom prst="rect">
-                            <a:avLst/>
-                          </a:prstGeom>
-                        </pic:spPr>
-                      </pic:pic>
-                    </a:graphicData>
-                  </a:graphic>
-                </wp:inline>
-              </w:drawing>
-            </w:r>
-          </w:p>
-        </w:tc>
-        <w:tc>
-          <w:tcPr>
-            <w:tcW w:w="4788" w:type="dxa"/>
-          </w:tcPr>
-          <w:p>
-            <w:pPr>
-              <w:tabs>
-                <w:tab w:val="left" w:pos="1170"/>
-              </w:tabs>
-              <w:spacing w:line="360" w:lineRule="auto"/>
-              <w:jc w:val="center"/>
-              <w:rPr>
-                <w:rFonts w:ascii="Times New Roman" w:eastAsia="Times New Roman" w:hAnsi="Times New Roman" w:cs="Times New Roman"/>
-                <w:sz w:val="24"/>
-                <w:szCs w:val="24"/>
-              </w:rPr>
-            </w:pPr>
-            <w:r>
-              <w:rPr>
-                <w:noProof/>
-                <w:lang w:val="en-US"/>
-              </w:rPr>
-              <w:drawing>
-                <wp:inline distT="0" distB="0" distL="0" distR="0" wp14:anchorId="087B3B27" wp14:editId="30DC97D6">
-                  <wp:extent cx="2307817" cy="1732053"/>
-                  <wp:effectExtent l="0" t="0" r="0" b="1905"/>
-                  <wp:docPr id="74" name="Рисунок 74"/>
                   <wp:cNvGraphicFramePr>
                     <a:graphicFrameLocks xmlns:a="http://schemas.openxmlformats.org/drawingml/2006/main" noChangeAspect="1"/>
                   </wp:cNvGraphicFramePr>
@@ -6357,6 +5603,66 @@
                         <pic:spPr>
                           <a:xfrm>
                             <a:off x="0" y="0"/>
+                            <a:ext cx="2498697" cy="1845932"/>
+                          </a:xfrm>
+                          <a:prstGeom prst="rect">
+                            <a:avLst/>
+                          </a:prstGeom>
+                        </pic:spPr>
+                      </pic:pic>
+                    </a:graphicData>
+                  </a:graphic>
+                </wp:inline>
+              </w:drawing>
+            </w:r>
+          </w:p>
+        </w:tc>
+        <w:tc>
+          <w:tcPr>
+            <w:tcW w:w="4788" w:type="dxa"/>
+          </w:tcPr>
+          <w:p>
+            <w:pPr>
+              <w:tabs>
+                <w:tab w:val="left" w:pos="1170"/>
+              </w:tabs>
+              <w:spacing w:line="360" w:lineRule="auto"/>
+              <w:jc w:val="center"/>
+              <w:rPr>
+                <w:rFonts w:ascii="Times New Roman" w:eastAsia="Times New Roman" w:hAnsi="Times New Roman" w:cs="Times New Roman"/>
+                <w:sz w:val="24"/>
+                <w:szCs w:val="24"/>
+              </w:rPr>
+            </w:pPr>
+            <w:r>
+              <w:rPr>
+                <w:noProof/>
+                <w:lang w:val="en-US"/>
+              </w:rPr>
+              <w:drawing>
+                <wp:inline distT="0" distB="0" distL="0" distR="0" wp14:anchorId="087B3B27" wp14:editId="30DC97D6">
+                  <wp:extent cx="2307817" cy="1732053"/>
+                  <wp:effectExtent l="0" t="0" r="0" b="1905"/>
+                  <wp:docPr id="74" name="Рисунок 74"/>
+                  <wp:cNvGraphicFramePr>
+                    <a:graphicFrameLocks xmlns:a="http://schemas.openxmlformats.org/drawingml/2006/main" noChangeAspect="1"/>
+                  </wp:cNvGraphicFramePr>
+                  <a:graphic xmlns:a="http://schemas.openxmlformats.org/drawingml/2006/main">
+                    <a:graphicData uri="http://schemas.openxmlformats.org/drawingml/2006/picture">
+                      <pic:pic xmlns:pic="http://schemas.openxmlformats.org/drawingml/2006/picture">
+                        <pic:nvPicPr>
+                          <pic:cNvPr id="1" name=""/>
+                          <pic:cNvPicPr/>
+                        </pic:nvPicPr>
+                        <pic:blipFill>
+                          <a:blip r:embed="rId77"/>
+                          <a:stretch>
+                            <a:fillRect/>
+                          </a:stretch>
+                        </pic:blipFill>
+                        <pic:spPr>
+                          <a:xfrm>
+                            <a:off x="0" y="0"/>
                             <a:ext cx="2341559" cy="1757377"/>
                           </a:xfrm>
                           <a:prstGeom prst="rect">
@@ -6417,7 +5723,7 @@
                 <w:szCs w:val="24"/>
                 <w:lang w:val="en-US"/>
               </w:rPr>
-              <w:t xml:space="preserve">: PLAYER 1 use </w:t>
+              <w:t>: PLAYER 1 use WASD</w:t>
             </w:r>
             <w:proofErr w:type="gramStart"/>
             <w:r>
@@ -6425,15 +5731,6 @@
                 <w:rFonts w:ascii="Times New Roman" w:eastAsia="Times New Roman" w:hAnsi="Times New Roman" w:cs="Times New Roman"/>
                 <w:sz w:val="24"/>
                 <w:szCs w:val="24"/>
-                <w:lang w:val="en-US"/>
-              </w:rPr>
-              <w:t>WASD</w:t>
-            </w:r>
-            <w:r>
-              <w:rPr>
-                <w:rFonts w:ascii="Times New Roman" w:eastAsia="Times New Roman" w:hAnsi="Times New Roman" w:cs="Times New Roman"/>
-                <w:sz w:val="24"/>
-                <w:szCs w:val="24"/>
               </w:rPr>
               <w:t xml:space="preserve">, </w:t>
             </w:r>
@@ -6479,10 +5776,10 @@
                 <w:lang w:val="en-US"/>
               </w:rPr>
             </w:pPr>
-            <w:hyperlink r:id="rId77" w:history="1">
+            <w:hyperlink r:id="rId78" w:history="1">
               <w:r>
                 <w:rPr>
-                  <w:rStyle w:val="a6"/>
+                  <w:rStyle w:val="Hyperlink"/>
                   <w:rFonts w:ascii="Times New Roman" w:eastAsia="Times New Roman" w:hAnsi="Times New Roman" w:cs="Times New Roman"/>
                   <w:sz w:val="24"/>
                   <w:szCs w:val="24"/>
@@ -6590,10 +5887,10 @@
                 <w:lang w:val="en-US"/>
               </w:rPr>
             </w:pPr>
-            <w:hyperlink r:id="rId78" w:history="1">
+            <w:hyperlink r:id="rId79" w:history="1">
               <w:r>
                 <w:rPr>
-                  <w:rStyle w:val="a6"/>
+                  <w:rStyle w:val="Hyperlink"/>
                   <w:rFonts w:ascii="Times New Roman" w:eastAsia="Times New Roman" w:hAnsi="Times New Roman" w:cs="Times New Roman"/>
                   <w:sz w:val="24"/>
                   <w:szCs w:val="24"/>
@@ -6633,66 +5930,6 @@
                   <wp:extent cx="2524843" cy="1904330"/>
                   <wp:effectExtent l="0" t="0" r="0" b="1270"/>
                   <wp:docPr id="79" name="Рисунок 79"/>
-                  <wp:cNvGraphicFramePr>
-                    <a:graphicFrameLocks xmlns:a="http://schemas.openxmlformats.org/drawingml/2006/main" noChangeAspect="1"/>
-                  </wp:cNvGraphicFramePr>
-                  <a:graphic xmlns:a="http://schemas.openxmlformats.org/drawingml/2006/main">
-                    <a:graphicData uri="http://schemas.openxmlformats.org/drawingml/2006/picture">
-                      <pic:pic xmlns:pic="http://schemas.openxmlformats.org/drawingml/2006/picture">
-                        <pic:nvPicPr>
-                          <pic:cNvPr id="1" name=""/>
-                          <pic:cNvPicPr/>
-                        </pic:nvPicPr>
-                        <pic:blipFill>
-                          <a:blip r:embed="rId79"/>
-                          <a:stretch>
-                            <a:fillRect/>
-                          </a:stretch>
-                        </pic:blipFill>
-                        <pic:spPr>
-                          <a:xfrm>
-                            <a:off x="0" y="0"/>
-                            <a:ext cx="2537139" cy="1913604"/>
-                          </a:xfrm>
-                          <a:prstGeom prst="rect">
-                            <a:avLst/>
-                          </a:prstGeom>
-                        </pic:spPr>
-                      </pic:pic>
-                    </a:graphicData>
-                  </a:graphic>
-                </wp:inline>
-              </w:drawing>
-            </w:r>
-          </w:p>
-        </w:tc>
-        <w:tc>
-          <w:tcPr>
-            <w:tcW w:w="4788" w:type="dxa"/>
-          </w:tcPr>
-          <w:p>
-            <w:pPr>
-              <w:tabs>
-                <w:tab w:val="left" w:pos="1170"/>
-              </w:tabs>
-              <w:jc w:val="center"/>
-              <w:rPr>
-                <w:rFonts w:ascii="Times New Roman" w:eastAsia="Times New Roman" w:hAnsi="Times New Roman" w:cs="Times New Roman"/>
-                <w:sz w:val="24"/>
-                <w:szCs w:val="24"/>
-                <w:lang w:val="en-US"/>
-              </w:rPr>
-            </w:pPr>
-            <w:r>
-              <w:rPr>
-                <w:noProof/>
-                <w:lang w:val="en-US"/>
-              </w:rPr>
-              <w:drawing>
-                <wp:inline distT="0" distB="0" distL="0" distR="0" wp14:anchorId="3BB1C2AB" wp14:editId="4EA04EF5">
-                  <wp:extent cx="2404506" cy="1860569"/>
-                  <wp:effectExtent l="0" t="0" r="0" b="6350"/>
-                  <wp:docPr id="80" name="Рисунок 80"/>
                   <wp:cNvGraphicFramePr>
                     <a:graphicFrameLocks xmlns:a="http://schemas.openxmlformats.org/drawingml/2006/main" noChangeAspect="1"/>
                   </wp:cNvGraphicFramePr>
@@ -6712,6 +5949,66 @@
                         <pic:spPr>
                           <a:xfrm>
                             <a:off x="0" y="0"/>
+                            <a:ext cx="2537139" cy="1913604"/>
+                          </a:xfrm>
+                          <a:prstGeom prst="rect">
+                            <a:avLst/>
+                          </a:prstGeom>
+                        </pic:spPr>
+                      </pic:pic>
+                    </a:graphicData>
+                  </a:graphic>
+                </wp:inline>
+              </w:drawing>
+            </w:r>
+          </w:p>
+        </w:tc>
+        <w:tc>
+          <w:tcPr>
+            <w:tcW w:w="4788" w:type="dxa"/>
+          </w:tcPr>
+          <w:p>
+            <w:pPr>
+              <w:tabs>
+                <w:tab w:val="left" w:pos="1170"/>
+              </w:tabs>
+              <w:jc w:val="center"/>
+              <w:rPr>
+                <w:rFonts w:ascii="Times New Roman" w:eastAsia="Times New Roman" w:hAnsi="Times New Roman" w:cs="Times New Roman"/>
+                <w:sz w:val="24"/>
+                <w:szCs w:val="24"/>
+                <w:lang w:val="en-US"/>
+              </w:rPr>
+            </w:pPr>
+            <w:r>
+              <w:rPr>
+                <w:noProof/>
+                <w:lang w:val="en-US"/>
+              </w:rPr>
+              <w:drawing>
+                <wp:inline distT="0" distB="0" distL="0" distR="0" wp14:anchorId="3BB1C2AB" wp14:editId="4EA04EF5">
+                  <wp:extent cx="2404506" cy="1860569"/>
+                  <wp:effectExtent l="0" t="0" r="0" b="6350"/>
+                  <wp:docPr id="80" name="Рисунок 80"/>
+                  <wp:cNvGraphicFramePr>
+                    <a:graphicFrameLocks xmlns:a="http://schemas.openxmlformats.org/drawingml/2006/main" noChangeAspect="1"/>
+                  </wp:cNvGraphicFramePr>
+                  <a:graphic xmlns:a="http://schemas.openxmlformats.org/drawingml/2006/main">
+                    <a:graphicData uri="http://schemas.openxmlformats.org/drawingml/2006/picture">
+                      <pic:pic xmlns:pic="http://schemas.openxmlformats.org/drawingml/2006/picture">
+                        <pic:nvPicPr>
+                          <pic:cNvPr id="1" name=""/>
+                          <pic:cNvPicPr/>
+                        </pic:nvPicPr>
+                        <pic:blipFill>
+                          <a:blip r:embed="rId81"/>
+                          <a:stretch>
+                            <a:fillRect/>
+                          </a:stretch>
+                        </pic:blipFill>
+                        <pic:spPr>
+                          <a:xfrm>
+                            <a:off x="0" y="0"/>
                             <a:ext cx="2419804" cy="1872406"/>
                           </a:xfrm>
                           <a:prstGeom prst="rect">
@@ -6809,10 +6106,10 @@
                 <w:lang w:val="en-US"/>
               </w:rPr>
             </w:pPr>
-            <w:hyperlink r:id="rId81" w:history="1">
+            <w:hyperlink r:id="rId82" w:history="1">
               <w:r>
                 <w:rPr>
-                  <w:rStyle w:val="a6"/>
+                  <w:rStyle w:val="Hyperlink"/>
                   <w:rFonts w:ascii="Times New Roman" w:eastAsia="Times New Roman" w:hAnsi="Times New Roman" w:cs="Times New Roman"/>
                   <w:sz w:val="24"/>
                   <w:szCs w:val="24"/>
@@ -6924,10 +6221,10 @@
                 <w:lang w:val="en-US"/>
               </w:rPr>
             </w:pPr>
-            <w:hyperlink r:id="rId82" w:history="1">
+            <w:hyperlink r:id="rId83" w:history="1">
               <w:r>
                 <w:rPr>
-                  <w:rStyle w:val="a6"/>
+                  <w:rStyle w:val="Hyperlink"/>
                   <w:rFonts w:ascii="Times New Roman" w:eastAsia="Times New Roman" w:hAnsi="Times New Roman" w:cs="Times New Roman"/>
                   <w:sz w:val="24"/>
                   <w:szCs w:val="24"/>
@@ -6968,67 +6265,6 @@
                   <wp:extent cx="2336657" cy="1770786"/>
                   <wp:effectExtent l="0" t="0" r="6985" b="1270"/>
                   <wp:docPr id="82" name="Рисунок 82"/>
-                  <wp:cNvGraphicFramePr>
-                    <a:graphicFrameLocks xmlns:a="http://schemas.openxmlformats.org/drawingml/2006/main" noChangeAspect="1"/>
-                  </wp:cNvGraphicFramePr>
-                  <a:graphic xmlns:a="http://schemas.openxmlformats.org/drawingml/2006/main">
-                    <a:graphicData uri="http://schemas.openxmlformats.org/drawingml/2006/picture">
-                      <pic:pic xmlns:pic="http://schemas.openxmlformats.org/drawingml/2006/picture">
-                        <pic:nvPicPr>
-                          <pic:cNvPr id="1" name=""/>
-                          <pic:cNvPicPr/>
-                        </pic:nvPicPr>
-                        <pic:blipFill>
-                          <a:blip r:embed="rId83"/>
-                          <a:stretch>
-                            <a:fillRect/>
-                          </a:stretch>
-                        </pic:blipFill>
-                        <pic:spPr>
-                          <a:xfrm>
-                            <a:off x="0" y="0"/>
-                            <a:ext cx="2356229" cy="1785618"/>
-                          </a:xfrm>
-                          <a:prstGeom prst="rect">
-                            <a:avLst/>
-                          </a:prstGeom>
-                        </pic:spPr>
-                      </pic:pic>
-                    </a:graphicData>
-                  </a:graphic>
-                </wp:inline>
-              </w:drawing>
-            </w:r>
-          </w:p>
-        </w:tc>
-        <w:tc>
-          <w:tcPr>
-            <w:tcW w:w="4788" w:type="dxa"/>
-          </w:tcPr>
-          <w:p>
-            <w:pPr>
-              <w:tabs>
-                <w:tab w:val="left" w:pos="1170"/>
-              </w:tabs>
-              <w:spacing w:line="360" w:lineRule="auto"/>
-              <w:jc w:val="center"/>
-              <w:rPr>
-                <w:rFonts w:ascii="Times New Roman" w:eastAsia="Times New Roman" w:hAnsi="Times New Roman" w:cs="Times New Roman"/>
-                <w:sz w:val="24"/>
-                <w:szCs w:val="24"/>
-                <w:lang w:val="en-US"/>
-              </w:rPr>
-            </w:pPr>
-            <w:r>
-              <w:rPr>
-                <w:noProof/>
-                <w:lang w:val="en-US"/>
-              </w:rPr>
-              <w:drawing>
-                <wp:inline distT="0" distB="0" distL="0" distR="0" wp14:anchorId="5768BDEE" wp14:editId="45A08D28">
-                  <wp:extent cx="2313102" cy="1737226"/>
-                  <wp:effectExtent l="0" t="0" r="0" b="0"/>
-                  <wp:docPr id="81" name="Рисунок 81"/>
                   <wp:cNvGraphicFramePr>
                     <a:graphicFrameLocks xmlns:a="http://schemas.openxmlformats.org/drawingml/2006/main" noChangeAspect="1"/>
                   </wp:cNvGraphicFramePr>
@@ -7048,6 +6284,67 @@
                         <pic:spPr>
                           <a:xfrm>
                             <a:off x="0" y="0"/>
+                            <a:ext cx="2356229" cy="1785618"/>
+                          </a:xfrm>
+                          <a:prstGeom prst="rect">
+                            <a:avLst/>
+                          </a:prstGeom>
+                        </pic:spPr>
+                      </pic:pic>
+                    </a:graphicData>
+                  </a:graphic>
+                </wp:inline>
+              </w:drawing>
+            </w:r>
+          </w:p>
+        </w:tc>
+        <w:tc>
+          <w:tcPr>
+            <w:tcW w:w="4788" w:type="dxa"/>
+          </w:tcPr>
+          <w:p>
+            <w:pPr>
+              <w:tabs>
+                <w:tab w:val="left" w:pos="1170"/>
+              </w:tabs>
+              <w:spacing w:line="360" w:lineRule="auto"/>
+              <w:jc w:val="center"/>
+              <w:rPr>
+                <w:rFonts w:ascii="Times New Roman" w:eastAsia="Times New Roman" w:hAnsi="Times New Roman" w:cs="Times New Roman"/>
+                <w:sz w:val="24"/>
+                <w:szCs w:val="24"/>
+                <w:lang w:val="en-US"/>
+              </w:rPr>
+            </w:pPr>
+            <w:r>
+              <w:rPr>
+                <w:noProof/>
+                <w:lang w:val="en-US"/>
+              </w:rPr>
+              <w:drawing>
+                <wp:inline distT="0" distB="0" distL="0" distR="0" wp14:anchorId="5768BDEE" wp14:editId="45A08D28">
+                  <wp:extent cx="2313102" cy="1737226"/>
+                  <wp:effectExtent l="0" t="0" r="0" b="0"/>
+                  <wp:docPr id="81" name="Рисунок 81"/>
+                  <wp:cNvGraphicFramePr>
+                    <a:graphicFrameLocks xmlns:a="http://schemas.openxmlformats.org/drawingml/2006/main" noChangeAspect="1"/>
+                  </wp:cNvGraphicFramePr>
+                  <a:graphic xmlns:a="http://schemas.openxmlformats.org/drawingml/2006/main">
+                    <a:graphicData uri="http://schemas.openxmlformats.org/drawingml/2006/picture">
+                      <pic:pic xmlns:pic="http://schemas.openxmlformats.org/drawingml/2006/picture">
+                        <pic:nvPicPr>
+                          <pic:cNvPr id="1" name=""/>
+                          <pic:cNvPicPr/>
+                        </pic:nvPicPr>
+                        <pic:blipFill>
+                          <a:blip r:embed="rId85"/>
+                          <a:stretch>
+                            <a:fillRect/>
+                          </a:stretch>
+                        </pic:blipFill>
+                        <pic:spPr>
+                          <a:xfrm>
+                            <a:off x="0" y="0"/>
                             <a:ext cx="2336976" cy="1755156"/>
                           </a:xfrm>
                           <a:prstGeom prst="rect">
@@ -7140,10 +6437,10 @@
                 <w:lang w:val="en-US"/>
               </w:rPr>
             </w:pPr>
-            <w:hyperlink r:id="rId85" w:history="1">
+            <w:hyperlink r:id="rId86" w:history="1">
               <w:r>
                 <w:rPr>
-                  <w:rStyle w:val="a6"/>
+                  <w:rStyle w:val="Hyperlink"/>
                   <w:rFonts w:ascii="Times New Roman" w:eastAsia="Times New Roman" w:hAnsi="Times New Roman" w:cs="Times New Roman"/>
                   <w:sz w:val="24"/>
                   <w:szCs w:val="24"/>
@@ -7235,10 +6532,10 @@
                 <w:lang w:val="en-US"/>
               </w:rPr>
             </w:pPr>
-            <w:hyperlink r:id="rId86" w:history="1">
+            <w:hyperlink r:id="rId87" w:history="1">
               <w:r>
                 <w:rPr>
-                  <w:rStyle w:val="a6"/>
+                  <w:rStyle w:val="Hyperlink"/>
                   <w:rFonts w:ascii="Times New Roman" w:eastAsia="Times New Roman" w:hAnsi="Times New Roman" w:cs="Times New Roman"/>
                   <w:sz w:val="24"/>
                   <w:szCs w:val="24"/>
@@ -7291,7 +6588,7 @@
 </file>
 
 <file path=word/numbering.xml><?xml version="1.0" encoding="utf-8"?>
-<w:numbering xmlns:wpc="http://schemas.microsoft.com/office/word/2010/wordprocessingCanvas" xmlns:cx="http://schemas.microsoft.com/office/drawing/2014/chartex" xmlns:cx1="http://schemas.microsoft.com/office/drawing/2015/9/8/chartex" xmlns:cx2="http://schemas.microsoft.com/office/drawing/2015/10/21/chartex" xmlns:cx3="http://schemas.microsoft.com/office/drawing/2016/5/9/chartex" xmlns:cx4="http://schemas.microsoft.com/office/drawing/2016/5/10/chartex" xmlns:cx5="http://schemas.microsoft.com/office/drawing/2016/5/11/chartex" xmlns:cx6="http://schemas.microsoft.com/office/drawing/2016/5/12/chartex" xmlns:cx7="http://schemas.microsoft.com/office/drawing/2016/5/13/chartex" xmlns:cx8="http://schemas.microsoft.com/office/drawing/2016/5/14/chartex" xmlns:mc="http://schemas.openxmlformats.org/markup-compatibility/2006" xmlns:aink="http://schemas.microsoft.com/office/drawing/2016/ink" xmlns:am3d="http://schemas.microsoft.com/office/drawing/2017/model3d" xmlns:o="urn:schemas-microsoft-com:office:office" xmlns:r="http://schemas.openxmlformats.org/officeDocument/2006/relationships" xmlns:m="http://schemas.openxmlformats.org/officeDocument/2006/math" xmlns:v="urn:schemas-microsoft-com:vml" xmlns:wp14="http://schemas.microsoft.com/office/word/2010/wordprocessingDrawing" xmlns:wp="http://schemas.openxmlformats.org/drawingml/2006/wordprocessingDrawing" xmlns:w10="urn:schemas-microsoft-com:office:word" xmlns:w="http://schemas.openxmlformats.org/wordprocessingml/2006/main" xmlns:w14="http://schemas.microsoft.com/office/word/2010/wordml" xmlns:w15="http://schemas.microsoft.com/office/word/2012/wordml" xmlns:w16cex="http://schemas.microsoft.com/office/word/2018/wordml/cex" xmlns:w16cid="http://schemas.microsoft.com/office/word/2016/wordml/cid" xmlns:w16="http://schemas.microsoft.com/office/word/2018/wordml" xmlns:w16sdtdh="http://schemas.microsoft.com/office/word/2020/wordml/sdtdatahash" xmlns:w16se="http://schemas.microsoft.com/office/word/2015/wordml/symex" xmlns:wpg="http://schemas.microsoft.com/office/word/2010/wordprocessingGroup" xmlns:wpi="http://schemas.microsoft.com/office/word/2010/wordprocessingInk" xmlns:wne="http://schemas.microsoft.com/office/word/2006/wordml" xmlns:wps="http://schemas.microsoft.com/office/word/2010/wordprocessingShape" mc:Ignorable="w14 w15 w16se w16cid w16 w16cex w16sdtdh wp14">
+<w:numbering xmlns:wpc="http://schemas.microsoft.com/office/word/2010/wordprocessingCanvas" xmlns:cx="http://schemas.microsoft.com/office/drawing/2014/chartex" xmlns:cx1="http://schemas.microsoft.com/office/drawing/2015/9/8/chartex" xmlns:mc="http://schemas.openxmlformats.org/markup-compatibility/2006" xmlns:o="urn:schemas-microsoft-com:office:office" xmlns:r="http://schemas.openxmlformats.org/officeDocument/2006/relationships" xmlns:m="http://schemas.openxmlformats.org/officeDocument/2006/math" xmlns:v="urn:schemas-microsoft-com:vml" xmlns:wp14="http://schemas.microsoft.com/office/word/2010/wordprocessingDrawing" xmlns:wp="http://schemas.openxmlformats.org/drawingml/2006/wordprocessingDrawing" xmlns:w10="urn:schemas-microsoft-com:office:word" xmlns:w="http://schemas.openxmlformats.org/wordprocessingml/2006/main" xmlns:w14="http://schemas.microsoft.com/office/word/2010/wordml" xmlns:w15="http://schemas.microsoft.com/office/word/2012/wordml" xmlns:w16se="http://schemas.microsoft.com/office/word/2015/wordml/symex" xmlns:wpg="http://schemas.microsoft.com/office/word/2010/wordprocessingGroup" xmlns:wpi="http://schemas.microsoft.com/office/word/2010/wordprocessingInk" xmlns:wne="http://schemas.microsoft.com/office/word/2006/wordml" xmlns:wps="http://schemas.microsoft.com/office/word/2010/wordprocessingShape" mc:Ignorable="w14 w15 w16se wp14">
   <w:abstractNum w:abstractNumId="0" w15:restartNumberingAfterBreak="0">
     <w:nsid w:val="01B40C0E"/>
     <w:multiLevelType w:val="hybridMultilevel"/>
@@ -9543,7 +8840,7 @@
 </file>
 
 <file path=word/styles.xml><?xml version="1.0" encoding="utf-8"?>
-<w:styles xmlns:mc="http://schemas.openxmlformats.org/markup-compatibility/2006" xmlns:r="http://schemas.openxmlformats.org/officeDocument/2006/relationships" xmlns:w="http://schemas.openxmlformats.org/wordprocessingml/2006/main" xmlns:w14="http://schemas.microsoft.com/office/word/2010/wordml" xmlns:w15="http://schemas.microsoft.com/office/word/2012/wordml" xmlns:w16cex="http://schemas.microsoft.com/office/word/2018/wordml/cex" xmlns:w16cid="http://schemas.microsoft.com/office/word/2016/wordml/cid" xmlns:w16="http://schemas.microsoft.com/office/word/2018/wordml" xmlns:w16sdtdh="http://schemas.microsoft.com/office/word/2020/wordml/sdtdatahash" xmlns:w16se="http://schemas.microsoft.com/office/word/2015/wordml/symex" mc:Ignorable="w14 w15 w16se w16cid w16 w16cex w16sdtdh">
+<w:styles xmlns:mc="http://schemas.openxmlformats.org/markup-compatibility/2006" xmlns:r="http://schemas.openxmlformats.org/officeDocument/2006/relationships" xmlns:w="http://schemas.openxmlformats.org/wordprocessingml/2006/main" xmlns:w14="http://schemas.microsoft.com/office/word/2010/wordml" xmlns:w15="http://schemas.microsoft.com/office/word/2012/wordml" xmlns:w16se="http://schemas.microsoft.com/office/word/2015/wordml/symex" mc:Ignorable="w14 w15 w16se">
   <w:docDefaults>
     <w:rPrDefault>
       <w:rPr>
@@ -9559,7 +8856,7 @@
       </w:pPr>
     </w:pPrDefault>
   </w:docDefaults>
-  <w:latentStyles w:defLockedState="0" w:defUIPriority="99" w:defSemiHidden="0" w:defUnhideWhenUsed="0" w:defQFormat="0" w:count="376">
+  <w:latentStyles w:defLockedState="0" w:defUIPriority="99" w:defSemiHidden="0" w:defUnhideWhenUsed="0" w:defQFormat="0" w:count="371">
     <w:lsdException w:name="Normal" w:uiPriority="0" w:qFormat="1"/>
     <w:lsdException w:name="heading 1" w:uiPriority="9" w:qFormat="1"/>
     <w:lsdException w:name="heading 2" w:semiHidden="1" w:uiPriority="9" w:unhideWhenUsed="1" w:qFormat="1"/>
@@ -9931,21 +9228,16 @@
     <w:lsdException w:name="List Table 5 Dark Accent 6" w:uiPriority="50"/>
     <w:lsdException w:name="List Table 6 Colorful Accent 6" w:uiPriority="51"/>
     <w:lsdException w:name="List Table 7 Colorful Accent 6" w:uiPriority="52"/>
-    <w:lsdException w:name="Mention" w:semiHidden="1" w:unhideWhenUsed="1"/>
-    <w:lsdException w:name="Smart Hyperlink" w:semiHidden="1" w:unhideWhenUsed="1"/>
-    <w:lsdException w:name="Hashtag" w:semiHidden="1" w:unhideWhenUsed="1"/>
-    <w:lsdException w:name="Unresolved Mention" w:semiHidden="1" w:unhideWhenUsed="1"/>
-    <w:lsdException w:name="Smart Link" w:semiHidden="1" w:unhideWhenUsed="1"/>
   </w:latentStyles>
-  <w:style w:type="paragraph" w:default="1" w:styleId="a">
+  <w:style w:type="paragraph" w:default="1" w:styleId="Normal">
     <w:name w:val="Normal"/>
     <w:qFormat/>
     <w:rsid w:val="0001171B"/>
   </w:style>
-  <w:style w:type="paragraph" w:styleId="1">
+  <w:style w:type="paragraph" w:styleId="Heading1">
     <w:name w:val="heading 1"/>
-    <w:basedOn w:val="a"/>
-    <w:next w:val="a"/>
+    <w:basedOn w:val="Normal"/>
+    <w:next w:val="Normal"/>
     <w:pPr>
       <w:keepNext/>
       <w:keepLines/>
@@ -9958,10 +9250,10 @@
       <w:szCs w:val="48"/>
     </w:rPr>
   </w:style>
-  <w:style w:type="paragraph" w:styleId="2">
+  <w:style w:type="paragraph" w:styleId="Heading2">
     <w:name w:val="heading 2"/>
-    <w:basedOn w:val="a"/>
-    <w:next w:val="a"/>
+    <w:basedOn w:val="Normal"/>
+    <w:next w:val="Normal"/>
     <w:pPr>
       <w:keepNext/>
       <w:keepLines/>
@@ -9974,10 +9266,10 @@
       <w:szCs w:val="36"/>
     </w:rPr>
   </w:style>
-  <w:style w:type="paragraph" w:styleId="3">
+  <w:style w:type="paragraph" w:styleId="Heading3">
     <w:name w:val="heading 3"/>
-    <w:basedOn w:val="a"/>
-    <w:next w:val="a"/>
+    <w:basedOn w:val="Normal"/>
+    <w:next w:val="Normal"/>
     <w:pPr>
       <w:keepNext/>
       <w:keepLines/>
@@ -9990,10 +9282,10 @@
       <w:szCs w:val="28"/>
     </w:rPr>
   </w:style>
-  <w:style w:type="paragraph" w:styleId="4">
+  <w:style w:type="paragraph" w:styleId="Heading4">
     <w:name w:val="heading 4"/>
-    <w:basedOn w:val="a"/>
-    <w:next w:val="a"/>
+    <w:basedOn w:val="Normal"/>
+    <w:next w:val="Normal"/>
     <w:pPr>
       <w:keepNext/>
       <w:keepLines/>
@@ -10006,10 +9298,10 @@
       <w:szCs w:val="24"/>
     </w:rPr>
   </w:style>
-  <w:style w:type="paragraph" w:styleId="5">
+  <w:style w:type="paragraph" w:styleId="Heading5">
     <w:name w:val="heading 5"/>
-    <w:basedOn w:val="a"/>
-    <w:next w:val="a"/>
+    <w:basedOn w:val="Normal"/>
+    <w:next w:val="Normal"/>
     <w:pPr>
       <w:keepNext/>
       <w:keepLines/>
@@ -10020,10 +9312,10 @@
       <w:b/>
     </w:rPr>
   </w:style>
-  <w:style w:type="paragraph" w:styleId="6">
+  <w:style w:type="paragraph" w:styleId="Heading6">
     <w:name w:val="heading 6"/>
-    <w:basedOn w:val="a"/>
-    <w:next w:val="a"/>
+    <w:basedOn w:val="Normal"/>
+    <w:next w:val="Normal"/>
     <w:pPr>
       <w:keepNext/>
       <w:keepLines/>
@@ -10036,13 +9328,13 @@
       <w:szCs w:val="20"/>
     </w:rPr>
   </w:style>
-  <w:style w:type="character" w:default="1" w:styleId="a0">
+  <w:style w:type="character" w:default="1" w:styleId="DefaultParagraphFont">
     <w:name w:val="Default Paragraph Font"/>
     <w:uiPriority w:val="1"/>
     <w:semiHidden/>
     <w:unhideWhenUsed/>
   </w:style>
-  <w:style w:type="table" w:default="1" w:styleId="a1">
+  <w:style w:type="table" w:default="1" w:styleId="TableNormal">
     <w:name w:val="Normal Table"/>
     <w:uiPriority w:val="99"/>
     <w:semiHidden/>
@@ -10057,16 +9349,16 @@
       </w:tblCellMar>
     </w:tblPr>
   </w:style>
-  <w:style w:type="numbering" w:default="1" w:styleId="a2">
+  <w:style w:type="numbering" w:default="1" w:styleId="NoList">
     <w:name w:val="No List"/>
     <w:uiPriority w:val="99"/>
     <w:semiHidden/>
     <w:unhideWhenUsed/>
   </w:style>
-  <w:style w:type="paragraph" w:styleId="a3">
+  <w:style w:type="paragraph" w:styleId="Title">
     <w:name w:val="Title"/>
-    <w:basedOn w:val="a"/>
-    <w:next w:val="a"/>
+    <w:basedOn w:val="Normal"/>
+    <w:next w:val="Normal"/>
     <w:pPr>
       <w:keepNext/>
       <w:keepLines/>
@@ -10078,9 +9370,9 @@
       <w:szCs w:val="72"/>
     </w:rPr>
   </w:style>
-  <w:style w:type="paragraph" w:styleId="a4">
+  <w:style w:type="paragraph" w:styleId="ListParagraph">
     <w:name w:val="List Paragraph"/>
-    <w:basedOn w:val="a"/>
+    <w:basedOn w:val="Normal"/>
     <w:uiPriority w:val="34"/>
     <w:qFormat/>
     <w:rsid w:val="004F4575"/>
@@ -10089,9 +9381,9 @@
       <w:contextualSpacing/>
     </w:pPr>
   </w:style>
-  <w:style w:type="table" w:styleId="a5">
+  <w:style w:type="table" w:styleId="TableGrid">
     <w:name w:val="Table Grid"/>
-    <w:basedOn w:val="a1"/>
+    <w:basedOn w:val="TableNormal"/>
     <w:uiPriority w:val="59"/>
     <w:rsid w:val="00E925CD"/>
     <w:pPr>
@@ -10108,9 +9400,9 @@
       </w:tblBorders>
     </w:tblPr>
   </w:style>
-  <w:style w:type="character" w:styleId="a6">
+  <w:style w:type="character" w:styleId="Hyperlink">
     <w:name w:val="Hyperlink"/>
-    <w:basedOn w:val="a0"/>
+    <w:basedOn w:val="DefaultParagraphFont"/>
     <w:uiPriority w:val="99"/>
     <w:unhideWhenUsed/>
     <w:rsid w:val="00C46BC2"/>
@@ -10119,10 +9411,10 @@
       <w:u w:val="single"/>
     </w:rPr>
   </w:style>
-  <w:style w:type="paragraph" w:styleId="a7">
+  <w:style w:type="paragraph" w:styleId="Subtitle">
     <w:name w:val="Subtitle"/>
-    <w:basedOn w:val="a"/>
-    <w:next w:val="a"/>
+    <w:basedOn w:val="Normal"/>
+    <w:next w:val="Normal"/>
     <w:pPr>
       <w:keepNext/>
       <w:keepLines/>
@@ -10136,8 +9428,8 @@
       <w:szCs w:val="48"/>
     </w:rPr>
   </w:style>
-  <w:style w:type="table" w:customStyle="1" w:styleId="a8">
-    <w:basedOn w:val="a1"/>
+  <w:style w:type="table" w:customStyle="1" w:styleId="a">
+    <w:basedOn w:val="TableNormal"/>
     <w:pPr>
       <w:spacing w:after="0" w:line="240" w:lineRule="auto"/>
     </w:pPr>
@@ -10146,8 +9438,8 @@
       <w:tblStyleColBandSize w:val="1"/>
     </w:tblPr>
   </w:style>
-  <w:style w:type="table" w:customStyle="1" w:styleId="a9">
-    <w:basedOn w:val="a1"/>
+  <w:style w:type="table" w:customStyle="1" w:styleId="a0">
+    <w:basedOn w:val="TableNormal"/>
     <w:pPr>
       <w:spacing w:after="0" w:line="240" w:lineRule="auto"/>
     </w:pPr>
@@ -10156,8 +9448,8 @@
       <w:tblStyleColBandSize w:val="1"/>
     </w:tblPr>
   </w:style>
-  <w:style w:type="table" w:customStyle="1" w:styleId="aa">
-    <w:basedOn w:val="a1"/>
+  <w:style w:type="table" w:customStyle="1" w:styleId="a1">
+    <w:basedOn w:val="TableNormal"/>
     <w:tblPr>
       <w:tblStyleRowBandSize w:val="1"/>
       <w:tblStyleColBandSize w:val="1"/>
@@ -10167,8 +9459,8 @@
       </w:tblCellMar>
     </w:tblPr>
   </w:style>
-  <w:style w:type="table" w:customStyle="1" w:styleId="ab">
-    <w:basedOn w:val="a1"/>
+  <w:style w:type="table" w:customStyle="1" w:styleId="a2">
+    <w:basedOn w:val="TableNormal"/>
     <w:pPr>
       <w:spacing w:after="0" w:line="240" w:lineRule="auto"/>
     </w:pPr>
@@ -10177,8 +9469,8 @@
       <w:tblStyleColBandSize w:val="1"/>
     </w:tblPr>
   </w:style>
-  <w:style w:type="table" w:customStyle="1" w:styleId="ac">
-    <w:basedOn w:val="a1"/>
+  <w:style w:type="table" w:customStyle="1" w:styleId="a3">
+    <w:basedOn w:val="TableNormal"/>
     <w:pPr>
       <w:spacing w:after="0" w:line="240" w:lineRule="auto"/>
     </w:pPr>
@@ -10187,8 +9479,8 @@
       <w:tblStyleColBandSize w:val="1"/>
     </w:tblPr>
   </w:style>
-  <w:style w:type="table" w:customStyle="1" w:styleId="ad">
-    <w:basedOn w:val="a1"/>
+  <w:style w:type="table" w:customStyle="1" w:styleId="a4">
+    <w:basedOn w:val="TableNormal"/>
     <w:pPr>
       <w:spacing w:after="0" w:line="240" w:lineRule="auto"/>
     </w:pPr>
@@ -10197,8 +9489,8 @@
       <w:tblStyleColBandSize w:val="1"/>
     </w:tblPr>
   </w:style>
-  <w:style w:type="table" w:customStyle="1" w:styleId="ae">
-    <w:basedOn w:val="a1"/>
+  <w:style w:type="table" w:customStyle="1" w:styleId="a5">
+    <w:basedOn w:val="TableNormal"/>
     <w:pPr>
       <w:spacing w:after="0" w:line="240" w:lineRule="auto"/>
     </w:pPr>
@@ -10207,8 +9499,8 @@
       <w:tblStyleColBandSize w:val="1"/>
     </w:tblPr>
   </w:style>
-  <w:style w:type="table" w:customStyle="1" w:styleId="af">
-    <w:basedOn w:val="a1"/>
+  <w:style w:type="table" w:customStyle="1" w:styleId="a6">
+    <w:basedOn w:val="TableNormal"/>
     <w:pPr>
       <w:spacing w:after="0" w:line="240" w:lineRule="auto"/>
     </w:pPr>
@@ -10217,8 +9509,8 @@
       <w:tblStyleColBandSize w:val="1"/>
     </w:tblPr>
   </w:style>
-  <w:style w:type="table" w:customStyle="1" w:styleId="af0">
-    <w:basedOn w:val="a1"/>
+  <w:style w:type="table" w:customStyle="1" w:styleId="a7">
+    <w:basedOn w:val="TableNormal"/>
     <w:pPr>
       <w:spacing w:after="0" w:line="240" w:lineRule="auto"/>
     </w:pPr>
@@ -10227,9 +9519,9 @@
       <w:tblStyleColBandSize w:val="1"/>
     </w:tblPr>
   </w:style>
-  <w:style w:type="character" w:styleId="af1">
+  <w:style w:type="character" w:styleId="Strong">
     <w:name w:val="Strong"/>
-    <w:basedOn w:val="a0"/>
+    <w:basedOn w:val="DefaultParagraphFont"/>
     <w:uiPriority w:val="22"/>
     <w:qFormat/>
     <w:rsid w:val="00C60CC1"/>
@@ -10238,9 +9530,9 @@
       <w:bCs/>
     </w:rPr>
   </w:style>
-  <w:style w:type="character" w:customStyle="1" w:styleId="10">
+  <w:style w:type="character" w:customStyle="1" w:styleId="1">
     <w:name w:val="Неразрешенное упоминание1"/>
-    <w:basedOn w:val="a0"/>
+    <w:basedOn w:val="DefaultParagraphFont"/>
     <w:uiPriority w:val="99"/>
     <w:semiHidden/>
     <w:unhideWhenUsed/>
@@ -10250,9 +9542,9 @@
       <w:shd w:val="clear" w:color="auto" w:fill="E1DFDD"/>
     </w:rPr>
   </w:style>
-  <w:style w:type="character" w:styleId="af2">
+  <w:style w:type="character" w:customStyle="1" w:styleId="UnresolvedMention">
     <w:name w:val="Unresolved Mention"/>
-    <w:basedOn w:val="a0"/>
+    <w:basedOn w:val="DefaultParagraphFont"/>
     <w:uiPriority w:val="99"/>
     <w:semiHidden/>
     <w:unhideWhenUsed/>
